--- a/Scrum.docx
+++ b/Scrum.docx
@@ -3,64 +3,26 @@
 <w:document xmlns:wpc="http://schemas.microsoft.com/office/word/2010/wordprocessingCanvas" xmlns:cx="http://schemas.microsoft.com/office/drawing/2014/chartex" xmlns:mc="http://schemas.openxmlformats.org/markup-compatibility/2006" xmlns:o="urn:schemas-microsoft-com:office:office" xmlns:r="http://schemas.openxmlformats.org/officeDocument/2006/relationships" xmlns:m="http://schemas.openxmlformats.org/officeDocument/2006/math" xmlns:v="urn:schemas-microsoft-com:vml" xmlns:wp14="http://schemas.microsoft.com/office/word/2010/wordprocessingDrawing" xmlns:wp="http://schemas.openxmlformats.org/drawingml/2006/wordprocessingDrawing" xmlns:w10="urn:schemas-microsoft-com:office:word" xmlns:w="http://schemas.openxmlformats.org/wordprocessingml/2006/main" xmlns:w14="http://schemas.microsoft.com/office/word/2010/wordml" xmlns:w15="http://schemas.microsoft.com/office/word/2012/wordml" xmlns:w16se="http://schemas.microsoft.com/office/word/2015/wordml/symex" xmlns:wpg="http://schemas.microsoft.com/office/word/2010/wordprocessingGroup" xmlns:wpi="http://schemas.microsoft.com/office/word/2010/wordprocessingInk" xmlns:wne="http://schemas.microsoft.com/office/word/2006/wordml" xmlns:wps="http://schemas.microsoft.com/office/word/2010/wordprocessingShape" mc:Ignorable="w14 w15 w16se wp14">
   <w:body>
     <w:p>
-      <w:pPr>
-        <w:rPr>
-          <w:b/>
-          <w:bCs/>
-        </w:rPr>
-      </w:pPr>
-      <w:r>
-        <w:rPr>
-          <w:rFonts w:ascii="Segoe UI Symbol" w:hAnsi="Segoe UI Symbol" w:cs="Segoe UI Symbol"/>
-          <w:b/>
-          <w:bCs/>
-        </w:rPr>
-        <w:t>📌</w:t>
-      </w:r>
-      <w:r>
-        <w:rPr>
-          <w:b/>
-          <w:bCs/>
-        </w:rPr>
-        <w:t xml:space="preserve"> TRABAJO FINAL – METODOLOGÍA SCRUM</w:t>
-      </w:r>
-    </w:p>
-    <w:p>
-      <w:pPr>
-        <w:rPr>
-          <w:b/>
-          <w:bCs/>
-        </w:rPr>
-      </w:pPr>
-      <w:r>
-        <w:rPr>
-          <w:rFonts w:ascii="Segoe UI Symbol" w:hAnsi="Segoe UI Symbol" w:cs="Segoe UI Symbol"/>
-          <w:b/>
-          <w:bCs/>
-        </w:rPr>
-        <w:t>👨</w:t>
-      </w:r>
-      <w:r>
-        <w:rPr>
-          <w:b/>
-          <w:bCs/>
-        </w:rPr>
-        <w:t>‍</w:t>
-      </w:r>
-      <w:r>
-        <w:rPr>
-          <w:rFonts w:ascii="Segoe UI Symbol" w:hAnsi="Segoe UI Symbol" w:cs="Segoe UI Symbol"/>
-          <w:b/>
-          <w:bCs/>
-        </w:rPr>
-        <w:t>🏫</w:t>
-      </w:r>
-      <w:r>
-        <w:rPr>
-          <w:b/>
-          <w:bCs/>
-        </w:rPr>
-        <w:t xml:space="preserve"> Profesor</w:t>
+      <w:r>
+        <w:rPr>
+          <w:b/>
+        </w:rPr>
+        <w:t>TRABAJO FINAL – METODOLOGÍA SCRUM</w:t>
+      </w:r>
+    </w:p>
+    <w:p>
+      <w:pPr>
+        <w:rPr>
+          <w:b/>
+          <w:u w:val="single"/>
+        </w:rPr>
+      </w:pPr>
+      <w:r>
+        <w:rPr>
+          <w:b/>
+          <w:u w:val="single"/>
+        </w:rPr>
+        <w:t>Profesor</w:t>
       </w:r>
     </w:p>
     <w:p>
@@ -73,27 +35,20 @@
       </w:r>
       <w:proofErr w:type="spellEnd"/>
     </w:p>
-    <w:p>
-      <w:pPr>
-        <w:rPr>
-          <w:b/>
-          <w:bCs/>
-        </w:rPr>
-      </w:pPr>
-      <w:r>
-        <w:rPr>
-          <w:rFonts w:ascii="Segoe UI Symbol" w:hAnsi="Segoe UI Symbol" w:cs="Segoe UI Symbol"/>
-          <w:b/>
-          <w:bCs/>
-        </w:rPr>
-        <w:t>👥</w:t>
-      </w:r>
-      <w:r>
-        <w:rPr>
-          <w:b/>
-          <w:bCs/>
-        </w:rPr>
-        <w:t xml:space="preserve"> Equipo</w:t>
+    <w:p/>
+    <w:p>
+      <w:pPr>
+        <w:rPr>
+          <w:b/>
+          <w:u w:val="single"/>
+        </w:rPr>
+      </w:pPr>
+      <w:r>
+        <w:rPr>
+          <w:b/>
+          <w:u w:val="single"/>
+        </w:rPr>
+        <w:t>Equipo</w:t>
       </w:r>
     </w:p>
     <w:p>
@@ -105,45 +60,28 @@
       <w:pPr>
         <w:rPr>
           <w:b/>
-          <w:bCs/>
-        </w:rPr>
-      </w:pPr>
-      <w:r>
-        <w:rPr>
-          <w:rFonts w:ascii="Segoe UI Symbol" w:hAnsi="Segoe UI Symbol" w:cs="Segoe UI Symbol"/>
-          <w:b/>
-          <w:bCs/>
-        </w:rPr>
-        <w:t>👥</w:t>
-      </w:r>
-      <w:r>
-        <w:rPr>
-          <w:b/>
-          <w:bCs/>
-        </w:rPr>
-        <w:t xml:space="preserve"> Evolución del Equipo</w:t>
-      </w:r>
-    </w:p>
-    <w:p>
-      <w:r>
-        <w:t>El equipo </w:t>
-      </w:r>
-      <w:r>
-        <w:rPr>
-          <w:b/>
-          <w:bCs/>
-        </w:rPr>
-        <w:t>Rebelde Bug</w:t>
-      </w:r>
-      <w:r>
-        <w:t> inició sus actividades académicas del año 2026, tercer semestre, con ocho integrantes:</w:t>
-      </w:r>
-    </w:p>
-    <w:p>
-      <w:pPr>
+          <w:i/>
+        </w:rPr>
+      </w:pPr>
+      <w:r>
+        <w:rPr>
+          <w:b/>
+          <w:i/>
+        </w:rPr>
+        <w:t>Evolución del Equipo</w:t>
+      </w:r>
+    </w:p>
+    <w:p>
+      <w:r>
+        <w:t>El equipo Rebelde Bug inició sus actividades académicas del año 2026, correspondiente al tercer semestre, con una estructura de ocho integrantes:</w:t>
+      </w:r>
+    </w:p>
+    <w:p>
+      <w:pPr>
+        <w:pStyle w:val="Prrafodelista"/>
         <w:numPr>
           <w:ilvl w:val="0"/>
-          <w:numId w:val="1"/>
+          <w:numId w:val="10"/>
         </w:numPr>
       </w:pPr>
       <w:r>
@@ -152,9 +90,10 @@
     </w:p>
     <w:p>
       <w:pPr>
+        <w:pStyle w:val="Prrafodelista"/>
         <w:numPr>
           <w:ilvl w:val="0"/>
-          <w:numId w:val="1"/>
+          <w:numId w:val="10"/>
         </w:numPr>
       </w:pPr>
       <w:r>
@@ -168,9 +107,10 @@
     </w:p>
     <w:p>
       <w:pPr>
+        <w:pStyle w:val="Prrafodelista"/>
         <w:numPr>
           <w:ilvl w:val="0"/>
-          <w:numId w:val="1"/>
+          <w:numId w:val="10"/>
         </w:numPr>
       </w:pPr>
       <w:proofErr w:type="spellStart"/>
@@ -184,9 +124,10 @@
     </w:p>
     <w:p>
       <w:pPr>
+        <w:pStyle w:val="Prrafodelista"/>
         <w:numPr>
           <w:ilvl w:val="0"/>
-          <w:numId w:val="1"/>
+          <w:numId w:val="10"/>
         </w:numPr>
       </w:pPr>
       <w:r>
@@ -200,9 +141,10 @@
     </w:p>
     <w:p>
       <w:pPr>
+        <w:pStyle w:val="Prrafodelista"/>
         <w:numPr>
           <w:ilvl w:val="0"/>
-          <w:numId w:val="1"/>
+          <w:numId w:val="10"/>
         </w:numPr>
       </w:pPr>
       <w:r>
@@ -211,9 +153,10 @@
     </w:p>
     <w:p>
       <w:pPr>
+        <w:pStyle w:val="Prrafodelista"/>
         <w:numPr>
           <w:ilvl w:val="0"/>
-          <w:numId w:val="1"/>
+          <w:numId w:val="10"/>
         </w:numPr>
       </w:pPr>
       <w:r>
@@ -227,9 +170,10 @@
     </w:p>
     <w:p>
       <w:pPr>
+        <w:pStyle w:val="Prrafodelista"/>
         <w:numPr>
           <w:ilvl w:val="0"/>
-          <w:numId w:val="1"/>
+          <w:numId w:val="10"/>
         </w:numPr>
       </w:pPr>
       <w:r>
@@ -238,9 +182,10 @@
     </w:p>
     <w:p>
       <w:pPr>
+        <w:pStyle w:val="Prrafodelista"/>
         <w:numPr>
           <w:ilvl w:val="0"/>
-          <w:numId w:val="1"/>
+          <w:numId w:val="10"/>
         </w:numPr>
       </w:pPr>
       <w:r>
@@ -249,25 +194,24 @@
     </w:p>
     <w:p>
       <w:r>
-        <w:t>Durante el desarrollo del cuatrimestre algunos integrantes dejaron de participar activamente por distintos motivos académicos y personales.</w:t>
-      </w:r>
-    </w:p>
-    <w:p>
-      <w:r>
-        <w:t xml:space="preserve">Como parte del proceso de adaptación del equipo, y siguiendo los principios ágiles de </w:t>
-      </w:r>
-      <w:proofErr w:type="spellStart"/>
-      <w:r>
+        <w:t xml:space="preserve">A lo largo del cuatrimestre, por diversos motivos académicos y personales de fuerza mayor, varios compañeros debieron abandonar el cursado activo. Quienes quedamos asumimos el desafío. </w:t>
+      </w:r>
+    </w:p>
+    <w:p>
+      <w:r>
+        <w:t xml:space="preserve">Siguiendo los principios ágiles fundamentales de </w:t>
+      </w:r>
+      <w:proofErr w:type="spellStart"/>
+      <w:r>
+        <w:rPr>
+          <w:b/>
+          <w:i/>
+        </w:rPr>
         <w:t>Scrum</w:t>
       </w:r>
       <w:proofErr w:type="spellEnd"/>
       <w:r>
-        <w:t>, las responsabilidades fueron reorganizadas para garantizar la continuidad de las actividades y el cumplimiento de los objetivos propuestos.</w:t>
-      </w:r>
-    </w:p>
-    <w:p>
-      <w:r>
-        <w:t xml:space="preserve">Hacia finales de </w:t>
+        <w:t xml:space="preserve"> (Inspección y Adaptación), reorganizamos el flujo completo de trabajo. Hacia finales de </w:t>
       </w:r>
       <w:proofErr w:type="gramStart"/>
       <w:r>
@@ -275,1258 +219,1150 @@
       </w:r>
       <w:proofErr w:type="gramEnd"/>
       <w:r>
-        <w:t xml:space="preserve"> y durante la etapa de cierre del semestre, las tareas de organización, seguimiento, documentación, coordinación y entrega fueron asumidas principalmente por:</w:t>
-      </w:r>
-    </w:p>
-    <w:p>
-      <w:pPr>
+        <w:t xml:space="preserve"> y durante la etapa crítica de cierre del semestre, las tareas de programación, control de versiones, diseño, documentación y coordinación final fueron absorbidas con total compromiso por el núcleo remanente:</w:t>
+      </w:r>
+    </w:p>
+    <w:p>
+      <w:pPr>
+        <w:pStyle w:val="Prrafodelista"/>
         <w:numPr>
           <w:ilvl w:val="0"/>
-          <w:numId w:val="2"/>
+          <w:numId w:val="10"/>
         </w:numPr>
-      </w:pPr>
-      <w:r>
+        <w:rPr>
+          <w:b/>
+        </w:rPr>
+      </w:pPr>
+      <w:r>
+        <w:rPr>
+          <w:b/>
+        </w:rPr>
         <w:t>Jimena Karin Pérez</w:t>
       </w:r>
     </w:p>
     <w:p>
       <w:pPr>
+        <w:pStyle w:val="Prrafodelista"/>
         <w:numPr>
           <w:ilvl w:val="0"/>
-          <w:numId w:val="2"/>
+          <w:numId w:val="10"/>
         </w:numPr>
-      </w:pPr>
-      <w:r>
+        <w:rPr>
+          <w:b/>
+        </w:rPr>
+      </w:pPr>
+      <w:r>
+        <w:rPr>
+          <w:b/>
+        </w:rPr>
         <w:t xml:space="preserve">Micaela Cynthia </w:t>
       </w:r>
       <w:proofErr w:type="spellStart"/>
       <w:r>
+        <w:rPr>
+          <w:b/>
+        </w:rPr>
         <w:t>Aramayo</w:t>
       </w:r>
       <w:proofErr w:type="spellEnd"/>
     </w:p>
     <w:p>
       <w:pPr>
+        <w:pStyle w:val="Prrafodelista"/>
         <w:numPr>
           <w:ilvl w:val="0"/>
-          <w:numId w:val="2"/>
+          <w:numId w:val="10"/>
         </w:numPr>
-      </w:pPr>
-      <w:r>
+        <w:rPr>
+          <w:b/>
+        </w:rPr>
+      </w:pPr>
+      <w:r>
+        <w:rPr>
+          <w:b/>
+        </w:rPr>
         <w:t>Melina Gallo</w:t>
       </w:r>
     </w:p>
     <w:p>
       <w:pPr>
+        <w:pStyle w:val="Prrafodelista"/>
         <w:numPr>
           <w:ilvl w:val="0"/>
-          <w:numId w:val="2"/>
+          <w:numId w:val="10"/>
         </w:numPr>
       </w:pPr>
       <w:proofErr w:type="spellStart"/>
       <w:r>
+        <w:rPr>
+          <w:b/>
+        </w:rPr>
         <w:t>Zoe</w:t>
       </w:r>
       <w:proofErr w:type="spellEnd"/>
       <w:r>
-        <w:t xml:space="preserve"> Garnica</w:t>
-      </w:r>
-      <w:bookmarkStart w:id="0" w:name="_GoBack"/>
-      <w:bookmarkEnd w:id="0"/>
-    </w:p>
-    <w:p>
-      <w:r>
-        <w:t>La comunicación constante, la colaboración y la distribución compartida de responsabilidades permitieron mantener el avance de los trabajos grupales y cumplir con las entregas previstas.</w:t>
-      </w:r>
-    </w:p>
-    <w:p>
-      <w:pPr>
-        <w:rPr>
-          <w:b/>
-          <w:bCs/>
-        </w:rPr>
-      </w:pPr>
-      <w:r>
-        <w:rPr>
-          <w:rFonts w:ascii="Segoe UI Symbol" w:hAnsi="Segoe UI Symbol" w:cs="Segoe UI Symbol"/>
-          <w:b/>
-          <w:bCs/>
-        </w:rPr>
-        <w:t>📖</w:t>
-      </w:r>
-      <w:r>
-        <w:rPr>
-          <w:b/>
-          <w:bCs/>
-        </w:rPr>
-        <w:t xml:space="preserve"> Introducción</w:t>
-      </w:r>
-    </w:p>
-    <w:p>
-      <w:r>
-        <w:t xml:space="preserve">El presente trabajo tiene como objetivo mostrar la aplicación de la metodología </w:t>
-      </w:r>
-      <w:proofErr w:type="spellStart"/>
-      <w:r>
+        <w:rPr>
+          <w:b/>
+        </w:rPr>
+        <w:t xml:space="preserve"> Geraldine Garnica</w:t>
+      </w:r>
+    </w:p>
+    <w:p>
+      <w:r>
+        <w:t xml:space="preserve">Este informe es el reflejo honesto de esas vicisitudes y de cómo la comunicación constante por canales alternativos nos permitió mantener a flote el proyecto </w:t>
+      </w:r>
+      <w:r>
+        <w:t>e integrar de forma equitativa.</w:t>
+      </w:r>
+    </w:p>
+    <w:p>
+      <w:pPr>
+        <w:rPr>
+          <w:b/>
+          <w:u w:val="single"/>
+        </w:rPr>
+      </w:pPr>
+      <w:r>
+        <w:rPr>
+          <w:b/>
+          <w:u w:val="single"/>
+        </w:rPr>
+        <w:t>Introducción</w:t>
+      </w:r>
+    </w:p>
+    <w:p>
+      <w:r>
+        <w:t xml:space="preserve">El presente trabajo tiene como objetivo mostrar la aplicación real de la metodología </w:t>
+      </w:r>
+      <w:proofErr w:type="spellStart"/>
+      <w:r>
+        <w:rPr>
+          <w:b/>
+          <w:i/>
+        </w:rPr>
         <w:t>Scrum</w:t>
       </w:r>
       <w:proofErr w:type="spellEnd"/>
       <w:r>
-        <w:t xml:space="preserve"> durante una semana de trabajo del equipo Rebelde Bug.</w:t>
-      </w:r>
-    </w:p>
-    <w:p>
-      <w:r>
-        <w:t>Durante el desarrollo del cuatrimestre utilizamos herramientas de trabajo colaborativo para organizar tareas, realizar entregas y mantener actualizado el repositorio compartido del grupo.</w:t>
-      </w:r>
-    </w:p>
-    <w:p>
-      <w:pPr>
-        <w:rPr>
-          <w:b/>
-          <w:bCs/>
-        </w:rPr>
-      </w:pPr>
-      <w:r>
-        <w:rPr>
-          <w:rFonts w:ascii="Segoe UI Symbol" w:hAnsi="Segoe UI Symbol" w:cs="Segoe UI Symbol"/>
-          <w:b/>
-          <w:bCs/>
+        <w:t xml:space="preserve"> durante el desarrollo del proyecto de tercer semestre del equipo Rebelde Bug. </w:t>
+      </w:r>
+    </w:p>
+    <w:p>
+      <w:r>
+        <w:t>Alineados con las correcciones de nuestros tutores, tradujimos de forma transparente el registro histórico que llevábamos de manera interna al</w:t>
+      </w:r>
+      <w:r>
+        <w:t xml:space="preserve"> ecosistema técnico nativo de </w:t>
+      </w:r>
+      <w:r>
+        <w:rPr>
+          <w:i/>
+        </w:rPr>
+        <w:t xml:space="preserve">GitHub </w:t>
+      </w:r>
+      <w:proofErr w:type="spellStart"/>
+      <w:r>
+        <w:rPr>
+          <w:i/>
+        </w:rPr>
+        <w:t>Issues</w:t>
+      </w:r>
+      <w:proofErr w:type="spellEnd"/>
+      <w:r>
+        <w:t xml:space="preserve"> </w:t>
+      </w:r>
+      <w:r>
+        <w:t xml:space="preserve">y </w:t>
+      </w:r>
+      <w:r>
+        <w:rPr>
+          <w:i/>
+        </w:rPr>
+        <w:t xml:space="preserve">GitHub </w:t>
+      </w:r>
+      <w:proofErr w:type="spellStart"/>
+      <w:r>
+        <w:rPr>
+          <w:i/>
+        </w:rPr>
+        <w:t>Projects</w:t>
+      </w:r>
+      <w:proofErr w:type="spellEnd"/>
+      <w:r>
+        <w:t>.</w:t>
+      </w:r>
+      <w:r>
+        <w:t xml:space="preserve"> Esto nos permitió respaldar cada tarea de gestión con los </w:t>
+      </w:r>
+      <w:proofErr w:type="spellStart"/>
+      <w:r>
+        <w:t>commits</w:t>
+      </w:r>
+      <w:proofErr w:type="spellEnd"/>
+      <w:r>
+        <w:t xml:space="preserve"> y lo que fuimos subiendo a la plataforma.</w:t>
+      </w:r>
+    </w:p>
+    <w:p/>
+    <w:p>
+      <w:pPr>
+        <w:rPr>
+          <w:b/>
+          <w:u w:val="single"/>
+        </w:rPr>
+      </w:pPr>
+      <w:r>
+        <w:rPr>
+          <w:b/>
+          <w:u w:val="single"/>
         </w:rPr>
         <w:lastRenderedPageBreak/>
-        <w:t>🛠</w:t>
-      </w:r>
-      <w:r>
-        <w:rPr>
-          <w:b/>
-          <w:bCs/>
-        </w:rPr>
-        <w:t>️ Herramientas Utilizadas</w:t>
-      </w:r>
-    </w:p>
-    <w:p>
-      <w:pPr>
+        <w:t>Herramientas Utilizadas</w:t>
+      </w:r>
+    </w:p>
+    <w:p>
+      <w:r>
+        <w:t>Gestión y Control de Flujo</w:t>
+      </w:r>
+      <w:r>
+        <w:t>:</w:t>
+      </w:r>
+      <w:r>
+        <w:t xml:space="preserve"> GitHub </w:t>
+      </w:r>
+      <w:proofErr w:type="spellStart"/>
+      <w:r>
+        <w:t>Projects</w:t>
+      </w:r>
+      <w:proofErr w:type="spellEnd"/>
+      <w:r>
+        <w:t xml:space="preserve"> (Tablero </w:t>
+      </w:r>
+      <w:proofErr w:type="spellStart"/>
+      <w:r>
+        <w:t>Kanban</w:t>
+      </w:r>
+      <w:proofErr w:type="spellEnd"/>
+      <w:r>
+        <w:t xml:space="preserve"> nativo) e </w:t>
+      </w:r>
+      <w:proofErr w:type="spellStart"/>
+      <w:r>
+        <w:t>Issues</w:t>
+      </w:r>
+      <w:proofErr w:type="spellEnd"/>
+      <w:r>
+        <w:t>.</w:t>
+      </w:r>
+    </w:p>
+    <w:p>
+      <w:r>
+        <w:t>Control de Versiones</w:t>
+      </w:r>
+      <w:r>
+        <w:t>:</w:t>
+      </w:r>
+      <w:r>
+        <w:t xml:space="preserve"> </w:t>
+      </w:r>
+      <w:proofErr w:type="spellStart"/>
+      <w:r>
+        <w:t>Git</w:t>
+      </w:r>
+      <w:proofErr w:type="spellEnd"/>
+      <w:r>
+        <w:t xml:space="preserve"> y GitHub </w:t>
+      </w:r>
+      <w:proofErr w:type="spellStart"/>
+      <w:r>
+        <w:t>Repositories</w:t>
+      </w:r>
+      <w:proofErr w:type="spellEnd"/>
+      <w:r>
+        <w:t xml:space="preserve"> (Rama de pruebas).</w:t>
+      </w:r>
+    </w:p>
+    <w:p>
+      <w:r>
+        <w:t xml:space="preserve">Entorno de Desarrollo: Visual Studio </w:t>
+      </w:r>
+      <w:proofErr w:type="spellStart"/>
+      <w:r>
+        <w:t>Code</w:t>
+      </w:r>
+      <w:proofErr w:type="spellEnd"/>
+      <w:r>
+        <w:t xml:space="preserve">, </w:t>
+      </w:r>
+      <w:proofErr w:type="spellStart"/>
+      <w:r>
+        <w:t>PyCharm</w:t>
+      </w:r>
+      <w:proofErr w:type="spellEnd"/>
+      <w:r>
+        <w:t xml:space="preserve">, </w:t>
+      </w:r>
+      <w:proofErr w:type="spellStart"/>
+      <w:r>
+        <w:t>NetBeans</w:t>
+      </w:r>
+      <w:proofErr w:type="spellEnd"/>
+      <w:r>
+        <w:t>, Base de Datos.</w:t>
+      </w:r>
+    </w:p>
+    <w:p>
+      <w:r>
+        <w:t>Lenguajes y Tecnologías</w:t>
+      </w:r>
+      <w:r>
+        <w:t>:</w:t>
+      </w:r>
+      <w:r>
+        <w:t xml:space="preserve"> JavaScript, Python y Base de Datos.</w:t>
+      </w:r>
+    </w:p>
+    <w:p>
+      <w:r>
+        <w:t>Sincronización y Comunicación: WhatsApp y Google Drive/</w:t>
+      </w:r>
+      <w:proofErr w:type="spellStart"/>
+      <w:r>
+        <w:t>Sheets</w:t>
+      </w:r>
+      <w:proofErr w:type="spellEnd"/>
+      <w:r>
+        <w:t xml:space="preserve"> (como registro complementario).</w:t>
+      </w:r>
+    </w:p>
+    <w:p>
+      <w:pPr>
+        <w:rPr>
+          <w:b/>
+          <w:u w:val="single"/>
+        </w:rPr>
+      </w:pPr>
+      <w:r>
+        <w:br/>
+      </w:r>
+      <w:r>
+        <w:t xml:space="preserve"> </w:t>
+      </w:r>
+      <w:r>
+        <w:rPr>
+          <w:b/>
+          <w:u w:val="single"/>
+        </w:rPr>
+        <w:t xml:space="preserve">Aplicación de </w:t>
+      </w:r>
+      <w:proofErr w:type="spellStart"/>
+      <w:r>
+        <w:rPr>
+          <w:b/>
+          <w:u w:val="single"/>
+        </w:rPr>
+        <w:t>Scrum</w:t>
+      </w:r>
+      <w:proofErr w:type="spellEnd"/>
+      <w:r>
+        <w:rPr>
+          <w:b/>
+          <w:u w:val="single"/>
+        </w:rPr>
+        <w:t xml:space="preserve"> Adaptada al Entorno</w:t>
+      </w:r>
+    </w:p>
+    <w:p>
+      <w:pPr>
+        <w:rPr>
+          <w:b/>
+          <w:i/>
+        </w:rPr>
+      </w:pPr>
+      <w:r>
+        <w:rPr>
+          <w:b/>
+          <w:i/>
+        </w:rPr>
+        <w:t>Organización del Equipo y Gestión de Requerimientos</w:t>
+      </w:r>
+    </w:p>
+    <w:p>
+      <w:r>
+        <w:t xml:space="preserve">Las tareas se desglosaron en el </w:t>
+      </w:r>
+      <w:proofErr w:type="spellStart"/>
+      <w:r>
+        <w:t>backlog</w:t>
+      </w:r>
+      <w:proofErr w:type="spellEnd"/>
+      <w:r>
+        <w:t xml:space="preserve"> técnico. Cada integrante activa se postuló de forma transparente según su disponibilidad horaria. En nuestro equipo rige una regla estricta: el que se postula, cumple</w:t>
+      </w:r>
+      <w:r>
+        <w:t>,</w:t>
+      </w:r>
+      <w:r>
+        <w:t xml:space="preserve"> protegiendo el ritmo de desarrollo del Sprint.</w:t>
+      </w:r>
+    </w:p>
+    <w:p/>
+    <w:p>
+      <w:pPr>
+        <w:rPr>
+          <w:b/>
+          <w:u w:val="single"/>
+        </w:rPr>
+      </w:pPr>
+      <w:proofErr w:type="spellStart"/>
+      <w:r>
+        <w:rPr>
+          <w:b/>
+          <w:u w:val="single"/>
+        </w:rPr>
+        <w:t>Daily</w:t>
+      </w:r>
+      <w:proofErr w:type="spellEnd"/>
+      <w:r>
+        <w:rPr>
+          <w:b/>
+          <w:u w:val="single"/>
+        </w:rPr>
+        <w:t xml:space="preserve"> </w:t>
+      </w:r>
+      <w:proofErr w:type="spellStart"/>
+      <w:r>
+        <w:rPr>
+          <w:b/>
+          <w:u w:val="single"/>
+        </w:rPr>
+        <w:t>Scrum</w:t>
+      </w:r>
+      <w:proofErr w:type="spellEnd"/>
+      <w:r>
+        <w:rPr>
+          <w:b/>
+          <w:u w:val="single"/>
+        </w:rPr>
+        <w:t xml:space="preserve"> (Sincronización Diaria)</w:t>
+      </w:r>
+    </w:p>
+    <w:p>
+      <w:r>
+        <w:t>Dada la reducción de integrantes y los horarios cruzados, la sincronización diaria se mudó a canales dinámicos como WhatsApp. En estas sesiones ágiles compartíamos:</w:t>
+      </w:r>
+    </w:p>
+    <w:p>
+      <w:r>
+        <w:t>1. Qué tareas completamos del código.</w:t>
+      </w:r>
+    </w:p>
+    <w:p>
+      <w:r>
+        <w:t>2. Qué actividades estaban en proceso dentro de la rama local.</w:t>
+      </w:r>
+    </w:p>
+    <w:p>
+      <w:r>
+        <w:t xml:space="preserve">3. Qué impedimentos o conflictos de </w:t>
+      </w:r>
+      <w:proofErr w:type="spellStart"/>
+      <w:r>
+        <w:t>Git</w:t>
+      </w:r>
+      <w:proofErr w:type="spellEnd"/>
+      <w:r>
+        <w:t xml:space="preserve"> surgían para resolver en conjunto.</w:t>
+      </w:r>
+    </w:p>
+    <w:p/>
+    <w:p>
+      <w:pPr>
+        <w:rPr>
+          <w:b/>
+          <w:u w:val="single"/>
+        </w:rPr>
+      </w:pPr>
+      <w:r>
+        <w:rPr>
+          <w:b/>
+          <w:u w:val="single"/>
+        </w:rPr>
+        <w:t xml:space="preserve">Sprint </w:t>
+      </w:r>
+      <w:proofErr w:type="spellStart"/>
+      <w:r>
+        <w:rPr>
+          <w:b/>
+          <w:u w:val="single"/>
+        </w:rPr>
+        <w:t>Review</w:t>
+      </w:r>
+      <w:proofErr w:type="spellEnd"/>
+      <w:r>
+        <w:rPr>
+          <w:b/>
+          <w:u w:val="single"/>
+        </w:rPr>
+        <w:t xml:space="preserve"> (Revisión del Incremento)</w:t>
+      </w:r>
+    </w:p>
+    <w:p>
+      <w:r>
+        <w:t>Las entregas parciales y las defensas en vivo con el docente y tutores funcionaron como nuestras instancias de revisión. Sus observaciones nos permitieron iterar y aplicar mejoras de código sobre la marcha.</w:t>
+      </w:r>
+    </w:p>
+    <w:p/>
+    <w:p>
+      <w:pPr>
+        <w:rPr>
+          <w:b/>
+          <w:u w:val="single"/>
+        </w:rPr>
+      </w:pPr>
+      <w:r>
+        <w:rPr>
+          <w:b/>
+          <w:u w:val="single"/>
+        </w:rPr>
+        <w:t xml:space="preserve">Sprint </w:t>
+      </w:r>
+      <w:proofErr w:type="spellStart"/>
+      <w:r>
+        <w:rPr>
+          <w:b/>
+          <w:u w:val="single"/>
+        </w:rPr>
+        <w:t>Retrospective</w:t>
+      </w:r>
+      <w:proofErr w:type="spellEnd"/>
+      <w:r>
+        <w:rPr>
+          <w:b/>
+          <w:u w:val="single"/>
+        </w:rPr>
+        <w:t xml:space="preserve"> (Estrategia de Ramas)</w:t>
+      </w:r>
+    </w:p>
+    <w:p>
+      <w:r>
+        <w:t>Aprendiendo de los dolores de cabeza del año pasado (2025) por conflictos masivos en múltiples ramas, la retrospectiva arrojó una solución drástica y eficiente: **utilizar una única rama `prueba` común**. Cada integrante hace un `</w:t>
+      </w:r>
+      <w:proofErr w:type="spellStart"/>
+      <w:r>
+        <w:t>git</w:t>
+      </w:r>
+      <w:proofErr w:type="spellEnd"/>
+      <w:r>
+        <w:t xml:space="preserve"> </w:t>
+      </w:r>
+      <w:proofErr w:type="spellStart"/>
+      <w:r>
+        <w:t>pull</w:t>
+      </w:r>
+      <w:proofErr w:type="spellEnd"/>
+      <w:r>
+        <w:t>` obligatorio antes de programar y unifica sus cambios en `prueba` antes de hacer el despliegue final en la rama `</w:t>
+      </w:r>
+      <w:proofErr w:type="spellStart"/>
+      <w:r>
+        <w:t>main</w:t>
+      </w:r>
+      <w:proofErr w:type="spellEnd"/>
+      <w:r>
+        <w:t>`. Esto automatizó la integración y redujo los errores a cero.</w:t>
+      </w:r>
+    </w:p>
+    <w:p>
+      <w:pPr>
+        <w:rPr>
+          <w:b/>
+          <w:u w:val="single"/>
+        </w:rPr>
+      </w:pPr>
+    </w:p>
+    <w:p>
+      <w:pPr>
+        <w:rPr>
+          <w:b/>
+          <w:u w:val="single"/>
+        </w:rPr>
+      </w:pPr>
+    </w:p>
+    <w:p>
+      <w:pPr>
+        <w:rPr>
+          <w:b/>
+          <w:u w:val="single"/>
+        </w:rPr>
+      </w:pPr>
+    </w:p>
+    <w:p>
+      <w:pPr>
+        <w:rPr>
+          <w:b/>
+          <w:u w:val="single"/>
+        </w:rPr>
+      </w:pPr>
+      <w:proofErr w:type="spellStart"/>
+      <w:r>
+        <w:rPr>
+          <w:b/>
+          <w:u w:val="single"/>
+        </w:rPr>
+        <w:lastRenderedPageBreak/>
+        <w:t>Sprints</w:t>
+      </w:r>
+      <w:proofErr w:type="spellEnd"/>
+      <w:r>
+        <w:rPr>
+          <w:b/>
+          <w:u w:val="single"/>
+        </w:rPr>
+        <w:t xml:space="preserve"> Cronológicos y Asistencia Semanal</w:t>
+      </w:r>
+    </w:p>
+    <w:p>
+      <w:pPr>
+        <w:rPr>
+          <w:i/>
+        </w:rPr>
+      </w:pPr>
+      <w:r>
+        <w:rPr>
+          <w:i/>
+        </w:rPr>
+        <w:t>(Fechas validadas en base a la línea temporal y los reg</w:t>
+      </w:r>
+      <w:r>
+        <w:rPr>
+          <w:i/>
+        </w:rPr>
+        <w:t>istros de entrega del proyecto)</w:t>
+      </w:r>
+    </w:p>
+    <w:p>
+      <w:pPr>
+        <w:rPr>
+          <w:b/>
+        </w:rPr>
+      </w:pPr>
+      <w:r>
+        <w:rPr>
+          <w:b/>
+        </w:rPr>
+        <w:t>Sprint 1 – Semana del 04/05 al 08/05 de 2026</w:t>
+      </w:r>
+    </w:p>
+    <w:p>
+      <w:r>
+        <w:t xml:space="preserve">Lunes 04/05: </w:t>
+      </w:r>
+      <w:r>
+        <w:t>Sincronización grupal para reestructurar las tareas del equipo tras las bajas sufridas. Planificación del módulo práctico.</w:t>
+      </w:r>
+    </w:p>
+    <w:p>
+      <w:r>
+        <w:t>Martes 05/05: Distribución de actividades de código según disponibilidad horaria.</w:t>
+      </w:r>
+    </w:p>
+    <w:p>
+      <w:r>
+        <w:t>M</w:t>
+      </w:r>
+      <w:r>
+        <w:t>iércoles 06/05: Integración de archivos y control de versiones en la rama de prueba.</w:t>
+      </w:r>
+    </w:p>
+    <w:p>
+      <w:r>
+        <w:t>Jueves 07/05:</w:t>
+      </w:r>
+      <w:r>
+        <w:t xml:space="preserve"> </w:t>
+      </w:r>
+      <w:r>
+        <w:rPr>
+          <w:i/>
+        </w:rPr>
+        <w:t>Hito de Entrega</w:t>
+      </w:r>
+      <w:r>
+        <w:t xml:space="preserve">: Finalización y subida exitosa del proyecto "Piedra, Papel o Tijera" (Registrado en el Tablero </w:t>
+      </w:r>
+      <w:proofErr w:type="spellStart"/>
+      <w:r>
+        <w:t>Kanban</w:t>
+      </w:r>
+      <w:proofErr w:type="spellEnd"/>
+      <w:r>
+        <w:t xml:space="preserve"> con fecha de cierre </w:t>
+      </w:r>
+      <w:proofErr w:type="spellStart"/>
+      <w:r>
+        <w:t>May</w:t>
+      </w:r>
+      <w:proofErr w:type="spellEnd"/>
+      <w:r>
+        <w:t xml:space="preserve"> 7).</w:t>
+      </w:r>
+    </w:p>
+    <w:p>
+      <w:r>
+        <w:t>Viernes 08/05: Balance del cierre del Sprint y revisión de código limpio.</w:t>
+      </w:r>
+    </w:p>
+    <w:p/>
+    <w:p>
+      <w:pPr>
+        <w:rPr>
+          <w:b/>
+        </w:rPr>
+      </w:pPr>
+      <w:r>
+        <w:rPr>
+          <w:b/>
+        </w:rPr>
+        <w:t>Sprint 2 – Semana del 11/05 al 15/05 de 2026</w:t>
+      </w:r>
+    </w:p>
+    <w:p>
+      <w:r>
+        <w:t>Lunes 11/05: Apertura del Sprint y revisión de prioridades.</w:t>
+      </w:r>
+    </w:p>
+    <w:p>
+      <w:r>
+        <w:t>Martes 12/05:</w:t>
+      </w:r>
+      <w:r>
+        <w:t xml:space="preserve"> </w:t>
+      </w:r>
+      <w:r>
+        <w:rPr>
+          <w:i/>
+        </w:rPr>
+        <w:t>Hito de Entrega</w:t>
+      </w:r>
+      <w:r>
+        <w:t>:</w:t>
+      </w:r>
+      <w:r>
+        <w:t xml:space="preserve"> Melina efectúa la subida y cierre de la tarea </w:t>
+      </w:r>
+      <w:r>
+        <w:t xml:space="preserve">"Clase 5 Casting" </w:t>
+      </w:r>
+      <w:r>
+        <w:t xml:space="preserve">de Java (Registrado en el Tablero </w:t>
+      </w:r>
+      <w:proofErr w:type="spellStart"/>
+      <w:r>
+        <w:t>Kanban</w:t>
+      </w:r>
+      <w:proofErr w:type="spellEnd"/>
+      <w:r>
+        <w:t xml:space="preserve"> con fecha de cierre </w:t>
+      </w:r>
+      <w:proofErr w:type="spellStart"/>
+      <w:r>
+        <w:t>May</w:t>
+      </w:r>
+      <w:proofErr w:type="spellEnd"/>
+      <w:r>
+        <w:t xml:space="preserve"> 12).</w:t>
+      </w:r>
+    </w:p>
+    <w:p>
+      <w:r>
+        <w:t>Miércoles 13/05:</w:t>
+      </w:r>
+      <w:r>
+        <w:t xml:space="preserve"> Puesta en común del avance de los scripts del proyecto integrador.</w:t>
+      </w:r>
+    </w:p>
+    <w:p>
+      <w:r>
+        <w:t>Jueves 14/05:</w:t>
+      </w:r>
+      <w:r>
+        <w:t xml:space="preserve"> Registro de asistencia grupal y testeos cruzados de la rama prueba.</w:t>
+      </w:r>
+    </w:p>
+    <w:p>
+      <w:r>
+        <w:t>Viernes 15/05:</w:t>
+      </w:r>
+      <w:r>
+        <w:t xml:space="preserve"> Control de pendientes y preparación para los requerimientos de la semana entrante.</w:t>
+      </w:r>
+    </w:p>
+    <w:p/>
+    <w:p>
+      <w:pPr>
+        <w:rPr>
+          <w:b/>
+        </w:rPr>
+      </w:pPr>
+      <w:r>
+        <w:rPr>
+          <w:b/>
+        </w:rPr>
+        <w:t>Sprint 3 – Semana del 18/05 al 22/05 de 2026</w:t>
+      </w:r>
+    </w:p>
+    <w:p>
+      <w:r>
+        <w:t xml:space="preserve">Lunes 18/05: </w:t>
+      </w:r>
+      <w:r>
+        <w:rPr>
+          <w:i/>
+        </w:rPr>
+        <w:t>Hito de Entrega</w:t>
+      </w:r>
+      <w:r>
+        <w:t xml:space="preserve">: </w:t>
+      </w:r>
+      <w:r>
+        <w:t xml:space="preserve"> Micaela </w:t>
+      </w:r>
+      <w:r>
+        <w:t xml:space="preserve">realiza la entrega técnica del </w:t>
+      </w:r>
+      <w:r>
+        <w:t>"Diagrama UML a</w:t>
+      </w:r>
+      <w:r>
+        <w:t>cceso datos clase 07 de Python"</w:t>
+      </w:r>
+      <w:r>
+        <w:t xml:space="preserve"> (Registrado en el Tablero </w:t>
+      </w:r>
+      <w:proofErr w:type="spellStart"/>
+      <w:r>
+        <w:t>Kanban</w:t>
+      </w:r>
+      <w:proofErr w:type="spellEnd"/>
+      <w:r>
+        <w:t xml:space="preserve"> con fecha de cierre </w:t>
+      </w:r>
+      <w:proofErr w:type="spellStart"/>
+      <w:r>
+        <w:t>May</w:t>
+      </w:r>
+      <w:proofErr w:type="spellEnd"/>
+      <w:r>
+        <w:t xml:space="preserve"> 18).</w:t>
+      </w:r>
+    </w:p>
+    <w:p>
+      <w:pPr>
+        <w:rPr>
+          <w:b/>
+          <w:u w:val="single"/>
+        </w:rPr>
+      </w:pPr>
+      <w:r>
+        <w:br/>
+      </w:r>
+      <w:r>
+        <w:rPr>
+          <w:b/>
+          <w:u w:val="single"/>
+        </w:rPr>
+        <w:t>Problemas Encontrados y Soluciones Implementadas</w:t>
+      </w:r>
+    </w:p>
+    <w:p>
+      <w:r>
+        <w:t>Reducción Progresiva del Grupo</w:t>
+      </w:r>
+      <w:r>
+        <w:t>:</w:t>
+      </w:r>
+      <w:r>
+        <w:t xml:space="preserve"> Pasamos de ser 8 a quedar únicamente 4 compañeras activas.</w:t>
+      </w:r>
+    </w:p>
+    <w:p>
+      <w:r>
+        <w:t xml:space="preserve"> </w:t>
+      </w:r>
+      <w:r>
+        <w:t>Solución</w:t>
+      </w:r>
+      <w:r>
+        <w:t>:</w:t>
+      </w:r>
+      <w:r>
+        <w:t xml:space="preserve"> Reasignamos las tareas y los roles del </w:t>
+      </w:r>
+      <w:proofErr w:type="spellStart"/>
+      <w:r>
+        <w:t>backlog</w:t>
+      </w:r>
+      <w:proofErr w:type="spellEnd"/>
+      <w:r>
+        <w:t xml:space="preserve"> en GitHub </w:t>
+      </w:r>
+      <w:proofErr w:type="spellStart"/>
+      <w:r>
+        <w:t>Projects</w:t>
+      </w:r>
+      <w:proofErr w:type="spellEnd"/>
+      <w:r>
+        <w:t xml:space="preserve"> de manera equitativa entre nosotras, asumiendo una carga compartida para no comprometer la regularidad.</w:t>
+      </w:r>
+    </w:p>
+    <w:p>
+      <w:r>
+        <w:t>Diferencias Horarias</w:t>
+      </w:r>
+      <w:r>
+        <w:t>:</w:t>
+      </w:r>
+      <w:r>
+        <w:t xml:space="preserve"> Tiempos de trabajo asincrónicos entre las integrantes.</w:t>
+      </w:r>
+    </w:p>
+    <w:p>
+      <w:r>
+        <w:t xml:space="preserve"> </w:t>
+      </w:r>
+      <w:r>
+        <w:t>Solución</w:t>
+      </w:r>
+      <w:r>
+        <w:t>:</w:t>
+      </w:r>
+      <w:r>
+        <w:t xml:space="preserve"> Centralización estricta de la información en el Tablero </w:t>
+      </w:r>
+      <w:proofErr w:type="spellStart"/>
+      <w:r>
+        <w:t>Kanban</w:t>
+      </w:r>
+      <w:proofErr w:type="spellEnd"/>
+      <w:r>
+        <w:t xml:space="preserve"> de GitHub para que cada una supiera el estado exacto del proyecto al conectarse, sin pisar el trabajo de otra.</w:t>
+      </w:r>
+    </w:p>
+    <w:p>
+      <w:r>
+        <w:t xml:space="preserve">Conflictos de </w:t>
+      </w:r>
+      <w:proofErr w:type="spellStart"/>
+      <w:r>
+        <w:t>Git</w:t>
+      </w:r>
+      <w:proofErr w:type="spellEnd"/>
+      <w:r>
+        <w:t>:</w:t>
+      </w:r>
+      <w:r>
+        <w:t xml:space="preserve"> Superposición de código en archivos comunes.</w:t>
+      </w:r>
+    </w:p>
+    <w:p>
+      <w:r>
+        <w:t xml:space="preserve"> </w:t>
+      </w:r>
+      <w:r>
+        <w:t>Solución</w:t>
+      </w:r>
+      <w:r>
+        <w:t>:</w:t>
+      </w:r>
+      <w:r>
+        <w:t xml:space="preserve"> Adopción de la rama única de pre-producción (`prueba`) combinada con alertas rápidas por WhatsApp antes de realizar un `</w:t>
+      </w:r>
+      <w:proofErr w:type="spellStart"/>
+      <w:r>
+        <w:t>git</w:t>
+      </w:r>
+      <w:proofErr w:type="spellEnd"/>
+      <w:r>
+        <w:t xml:space="preserve"> </w:t>
+      </w:r>
+      <w:proofErr w:type="spellStart"/>
+      <w:r>
+        <w:t>push</w:t>
+      </w:r>
+      <w:proofErr w:type="spellEnd"/>
+      <w:r>
+        <w:t>`.</w:t>
+      </w:r>
+    </w:p>
+    <w:p>
+      <w:pPr>
+        <w:rPr>
+          <w:b/>
+          <w:u w:val="single"/>
+        </w:rPr>
+      </w:pPr>
+      <w:r>
+        <w:rPr>
+          <w:b/>
+          <w:u w:val="single"/>
+        </w:rPr>
+        <w:lastRenderedPageBreak/>
+        <w:t>Resultados Obtenidos</w:t>
+      </w:r>
+    </w:p>
+    <w:p>
+      <w:r>
+        <w:t>La migración a las herramientas nativas de GitHub nos permitió:</w:t>
+      </w:r>
+    </w:p>
+    <w:p>
+      <w:pPr>
+        <w:pStyle w:val="Prrafodelista"/>
         <w:numPr>
           <w:ilvl w:val="0"/>
-          <w:numId w:val="3"/>
+          <w:numId w:val="10"/>
         </w:numPr>
       </w:pPr>
-      <w:proofErr w:type="spellStart"/>
-      <w:r>
-        <w:t>Git</w:t>
-      </w:r>
-      <w:proofErr w:type="spellEnd"/>
-    </w:p>
-    <w:p>
-      <w:pPr>
+      <w:r>
+        <w:t>Centralizar la gestión del proyecto sin depender de aplicativos externos.</w:t>
+      </w:r>
+    </w:p>
+    <w:p>
+      <w:pPr>
+        <w:pStyle w:val="Prrafodelista"/>
         <w:numPr>
           <w:ilvl w:val="0"/>
-          <w:numId w:val="3"/>
+          <w:numId w:val="10"/>
         </w:numPr>
       </w:pPr>
       <w:r>
-        <w:t>GitHub</w:t>
-      </w:r>
-    </w:p>
-    <w:p>
-      <w:pPr>
+        <w:t xml:space="preserve">Visualizar en tiempo real el progreso mediante el flujo </w:t>
+      </w:r>
+      <w:proofErr w:type="spellStart"/>
+      <w:r>
+        <w:t>Kanban</w:t>
+      </w:r>
+      <w:proofErr w:type="spellEnd"/>
+      <w:r>
+        <w:t xml:space="preserve"> (*Todo*, *In </w:t>
+      </w:r>
+      <w:proofErr w:type="spellStart"/>
+      <w:r>
+        <w:t>Progress</w:t>
+      </w:r>
+      <w:proofErr w:type="spellEnd"/>
+      <w:r>
+        <w:t>*, *Done*).</w:t>
+      </w:r>
+    </w:p>
+    <w:p>
+      <w:pPr>
+        <w:pStyle w:val="Prrafodelista"/>
         <w:numPr>
           <w:ilvl w:val="0"/>
-          <w:numId w:val="3"/>
+          <w:numId w:val="10"/>
         </w:numPr>
       </w:pPr>
       <w:r>
-        <w:t xml:space="preserve">Visual Studio </w:t>
-      </w:r>
-      <w:proofErr w:type="spellStart"/>
-      <w:r>
-        <w:t>Code</w:t>
-      </w:r>
-      <w:proofErr w:type="spellEnd"/>
-    </w:p>
-    <w:p>
-      <w:pPr>
-        <w:numPr>
-          <w:ilvl w:val="0"/>
-          <w:numId w:val="3"/>
-        </w:numPr>
-      </w:pPr>
-      <w:r>
-        <w:t>JavaScript</w:t>
-      </w:r>
-    </w:p>
-    <w:p>
-      <w:pPr>
-        <w:numPr>
-          <w:ilvl w:val="0"/>
-          <w:numId w:val="3"/>
-        </w:numPr>
-      </w:pPr>
-      <w:r>
-        <w:t>Python</w:t>
-      </w:r>
-    </w:p>
-    <w:p>
-      <w:pPr>
-        <w:numPr>
-          <w:ilvl w:val="0"/>
-          <w:numId w:val="3"/>
-        </w:numPr>
-      </w:pPr>
-      <w:r>
-        <w:t>WhatsApp</w:t>
-      </w:r>
-    </w:p>
-    <w:p>
-      <w:pPr>
-        <w:numPr>
-          <w:ilvl w:val="0"/>
-          <w:numId w:val="3"/>
-        </w:numPr>
-      </w:pPr>
-      <w:r>
-        <w:t>Google Drive</w:t>
-      </w:r>
-    </w:p>
-    <w:p>
-      <w:r>
-        <w:t>Estas herramientas permitieron coordinar el trabajo colaborativo, compartir avances y mantener un control de versiones adecuado durante el desarrollo de las actividades.</w:t>
-      </w:r>
-    </w:p>
-    <w:p>
-      <w:pPr>
-        <w:rPr>
-          <w:b/>
-          <w:bCs/>
-        </w:rPr>
-      </w:pPr>
-      <w:r>
-        <w:rPr>
-          <w:rFonts w:ascii="Segoe UI Symbol" w:hAnsi="Segoe UI Symbol" w:cs="Segoe UI Symbol"/>
-          <w:b/>
-          <w:bCs/>
-        </w:rPr>
-        <w:t>🔄</w:t>
-      </w:r>
-      <w:r>
-        <w:rPr>
-          <w:b/>
-          <w:bCs/>
-        </w:rPr>
-        <w:t xml:space="preserve"> Aplicación de </w:t>
-      </w:r>
-      <w:proofErr w:type="spellStart"/>
-      <w:r>
-        <w:rPr>
-          <w:b/>
-          <w:bCs/>
+        <w:t>Vincular de forma transparente la documentación teórica con las evidencias de código de la terminal.</w:t>
+      </w:r>
+    </w:p>
+    <w:p/>
+    <w:p>
+      <w:pPr>
+        <w:rPr>
+          <w:b/>
+          <w:u w:val="single"/>
+        </w:rPr>
+      </w:pPr>
+      <w:r>
+        <w:rPr>
+          <w:b/>
+          <w:u w:val="single"/>
+        </w:rPr>
+        <w:t>Evidencias Técnicas y Anexos</w:t>
+      </w:r>
+    </w:p>
+    <w:p/>
+    <w:p>
+      <w:pPr>
+        <w:rPr>
+          <w:b/>
+        </w:rPr>
+      </w:pPr>
+      <w:r>
+        <w:rPr>
+          <w:b/>
+        </w:rPr>
+        <w:t xml:space="preserve">1. Tablero </w:t>
+      </w:r>
+      <w:proofErr w:type="spellStart"/>
+      <w:r>
+        <w:rPr>
+          <w:b/>
+        </w:rPr>
+        <w:t>Kanban</w:t>
+      </w:r>
+      <w:proofErr w:type="spellEnd"/>
+      <w:r>
+        <w:rPr>
+          <w:b/>
+        </w:rPr>
+        <w:t xml:space="preserve"> </w:t>
+      </w:r>
+      <w:proofErr w:type="spellStart"/>
+      <w:r>
+        <w:rPr>
+          <w:b/>
         </w:rPr>
         <w:t>Scrum</w:t>
       </w:r>
       <w:proofErr w:type="spellEnd"/>
-    </w:p>
-    <w:p>
-      <w:r>
-        <w:t xml:space="preserve">Durante el trabajo se aplicaron principios de </w:t>
-      </w:r>
-      <w:proofErr w:type="spellStart"/>
-      <w:r>
-        <w:t>Scrum</w:t>
-      </w:r>
-      <w:proofErr w:type="spellEnd"/>
-      <w:r>
-        <w:t xml:space="preserve"> adaptados al contexto académico.</w:t>
-      </w:r>
-    </w:p>
-    <w:p>
-      <w:pPr>
-        <w:rPr>
-          <w:b/>
-          <w:bCs/>
-        </w:rPr>
-      </w:pPr>
-      <w:r>
-        <w:rPr>
-          <w:rFonts w:ascii="Segoe UI Symbol" w:hAnsi="Segoe UI Symbol" w:cs="Segoe UI Symbol"/>
-          <w:b/>
-          <w:bCs/>
-        </w:rPr>
-        <w:t>👨</w:t>
-      </w:r>
-      <w:r>
-        <w:rPr>
-          <w:b/>
-          <w:bCs/>
-        </w:rPr>
-        <w:t>‍</w:t>
-      </w:r>
-      <w:r>
-        <w:rPr>
-          <w:rFonts w:ascii="Segoe UI Symbol" w:hAnsi="Segoe UI Symbol" w:cs="Segoe UI Symbol"/>
-          <w:b/>
-          <w:bCs/>
-        </w:rPr>
-        <w:t>💻</w:t>
-      </w:r>
-      <w:r>
-        <w:rPr>
-          <w:b/>
-          <w:bCs/>
-        </w:rPr>
-        <w:t xml:space="preserve"> Organización del Equipo</w:t>
-      </w:r>
-    </w:p>
-    <w:p>
-      <w:r>
-        <w:t>Las tareas fueron distribuidas según la disponibilidad y conocimientos de cada integrante.</w:t>
-      </w:r>
-    </w:p>
-    <w:p>
-      <w:r>
-        <w:t>Antes de comenzar una actividad se definían los objetivos a cumplir y posteriormente se realizaba una puesta en común para verificar avances, detectar dificultades y corregir errores.</w:t>
-      </w:r>
-    </w:p>
-    <w:p>
-      <w:r>
-        <w:t>La comunicación permanente permitió reorganizar responsabilidades cuando algunos integrantes dejaron de participar activamente.</w:t>
-      </w:r>
-    </w:p>
-    <w:p>
-      <w:pPr>
-        <w:rPr>
-          <w:b/>
-          <w:bCs/>
-        </w:rPr>
-      </w:pPr>
-      <w:r>
-        <w:rPr>
-          <w:rFonts w:ascii="Segoe UI Symbol" w:hAnsi="Segoe UI Symbol" w:cs="Segoe UI Symbol"/>
-          <w:b/>
-          <w:bCs/>
-        </w:rPr>
-        <w:t>📅</w:t>
-      </w:r>
-      <w:r>
-        <w:rPr>
-          <w:b/>
-          <w:bCs/>
-        </w:rPr>
-        <w:t xml:space="preserve"> </w:t>
-      </w:r>
-      <w:proofErr w:type="spellStart"/>
-      <w:r>
-        <w:rPr>
-          <w:b/>
-          <w:bCs/>
-        </w:rPr>
-        <w:t>Daily</w:t>
-      </w:r>
-      <w:proofErr w:type="spellEnd"/>
-      <w:r>
-        <w:rPr>
-          <w:b/>
-          <w:bCs/>
-        </w:rPr>
-        <w:t xml:space="preserve"> </w:t>
-      </w:r>
-      <w:proofErr w:type="spellStart"/>
-      <w:r>
-        <w:rPr>
-          <w:b/>
-          <w:bCs/>
-        </w:rPr>
-        <w:t>Scrum</w:t>
-      </w:r>
-      <w:proofErr w:type="spellEnd"/>
-    </w:p>
-    <w:p>
-      <w:r>
-        <w:t>La comunicación diaria se realizó principalmente mediante WhatsApp.</w:t>
-      </w:r>
-    </w:p>
-    <w:p>
-      <w:r>
-        <w:t>En estas conversaciones se compartía:</w:t>
-      </w:r>
-    </w:p>
-    <w:p>
-      <w:pPr>
-        <w:numPr>
-          <w:ilvl w:val="0"/>
-          <w:numId w:val="4"/>
-        </w:numPr>
-      </w:pPr>
-      <w:r>
-        <w:t>Qué tareas se habían completado.</w:t>
-      </w:r>
-    </w:p>
-    <w:p>
-      <w:pPr>
-        <w:numPr>
-          <w:ilvl w:val="0"/>
-          <w:numId w:val="4"/>
-        </w:numPr>
-      </w:pPr>
-      <w:r>
-        <w:t>Qué actividades estaban en proceso.</w:t>
-      </w:r>
-    </w:p>
-    <w:p>
-      <w:pPr>
-        <w:numPr>
-          <w:ilvl w:val="0"/>
-          <w:numId w:val="4"/>
-        </w:numPr>
-      </w:pPr>
-      <w:r>
-        <w:t>Qué dificultades surgían.</w:t>
-      </w:r>
-    </w:p>
-    <w:p>
-      <w:pPr>
-        <w:numPr>
-          <w:ilvl w:val="0"/>
-          <w:numId w:val="4"/>
-        </w:numPr>
-      </w:pPr>
-      <w:r>
-        <w:t>Qué ayuda necesitaba cada integrante.</w:t>
-      </w:r>
-    </w:p>
-    <w:p>
-      <w:pPr>
-        <w:numPr>
-          <w:ilvl w:val="0"/>
-          <w:numId w:val="4"/>
-        </w:numPr>
-      </w:pPr>
-      <w:r>
-        <w:t xml:space="preserve">A través de un google </w:t>
-      </w:r>
-      <w:proofErr w:type="spellStart"/>
-      <w:r>
-        <w:t>docs</w:t>
-      </w:r>
-      <w:proofErr w:type="spellEnd"/>
-      <w:r>
-        <w:t>, ir marcando tareas y/o consignas cumplidas.</w:t>
-      </w:r>
-    </w:p>
-    <w:p>
-      <w:pPr>
-        <w:rPr>
-          <w:b/>
-          <w:bCs/>
-        </w:rPr>
-      </w:pPr>
-      <w:r>
-        <w:rPr>
-          <w:rFonts w:ascii="Segoe UI Symbol" w:hAnsi="Segoe UI Symbol" w:cs="Segoe UI Symbol"/>
-          <w:b/>
-          <w:bCs/>
-        </w:rPr>
-        <w:t>✅</w:t>
-      </w:r>
-      <w:r>
-        <w:rPr>
-          <w:b/>
-          <w:bCs/>
-        </w:rPr>
-        <w:t xml:space="preserve"> Sprint </w:t>
-      </w:r>
-      <w:proofErr w:type="spellStart"/>
-      <w:r>
-        <w:rPr>
-          <w:b/>
-          <w:bCs/>
-        </w:rPr>
-        <w:t>Review</w:t>
-      </w:r>
-      <w:proofErr w:type="spellEnd"/>
-    </w:p>
-    <w:p>
-      <w:r>
-        <w:t>Las entregas y exposiciones realizadas durante las clases funcionaron como instancias de revisión.</w:t>
-      </w:r>
-    </w:p>
-    <w:p>
-      <w:r>
-        <w:t>A partir de las observaciones del docente y tutores, se realizaron correcciones y mejoras en los trabajos presentados.</w:t>
-      </w:r>
-    </w:p>
-    <w:p/>
-    <w:p>
-      <w:pPr>
-        <w:rPr>
-          <w:b/>
-          <w:bCs/>
-        </w:rPr>
-      </w:pPr>
-      <w:r>
-        <w:rPr>
-          <w:rFonts w:ascii="Segoe UI Symbol" w:hAnsi="Segoe UI Symbol" w:cs="Segoe UI Symbol"/>
-          <w:b/>
-          <w:bCs/>
-        </w:rPr>
-        <w:lastRenderedPageBreak/>
-        <w:t>🔍</w:t>
-      </w:r>
-      <w:r>
-        <w:rPr>
-          <w:b/>
-          <w:bCs/>
-        </w:rPr>
-        <w:t xml:space="preserve"> Sprint </w:t>
-      </w:r>
-      <w:proofErr w:type="spellStart"/>
-      <w:r>
-        <w:rPr>
-          <w:b/>
-          <w:bCs/>
-        </w:rPr>
-        <w:t>Retrospective</w:t>
-      </w:r>
-      <w:proofErr w:type="spellEnd"/>
-    </w:p>
-    <w:p>
-      <w:r>
-        <w:t>Luego de detectar conflictos al trabajar sobre diferentes ramas del repositorio en el semestre pasado, año 2025, el equipo decidió simplificar la estrategia de trabajo utilizando una única rama de pruebas antes de fusionar los cambios a la rama principal.</w:t>
-      </w:r>
-    </w:p>
-    <w:p>
-      <w:r>
-        <w:t xml:space="preserve">Esta decisión redujo errores y facilitó la integración del trabajo realizado por distintos integrantes, exigiendo también responsabilidad de los </w:t>
-      </w:r>
-      <w:proofErr w:type="spellStart"/>
-      <w:r>
-        <w:t>pull</w:t>
-      </w:r>
-      <w:proofErr w:type="spellEnd"/>
-      <w:r>
-        <w:t>, comunicación sobre tiempos de trabajo en el repositorio, colaboración y consciencia de metodología.</w:t>
-      </w:r>
-    </w:p>
-    <w:p>
-      <w:pPr>
-        <w:rPr>
-          <w:b/>
-          <w:bCs/>
-        </w:rPr>
-      </w:pPr>
-      <w:r>
-        <w:rPr>
-          <w:rFonts w:ascii="Segoe UI Symbol" w:hAnsi="Segoe UI Symbol" w:cs="Segoe UI Symbol"/>
-          <w:b/>
-          <w:bCs/>
-        </w:rPr>
-        <w:t>🚀</w:t>
-      </w:r>
-      <w:r>
-        <w:rPr>
-          <w:b/>
-          <w:bCs/>
-        </w:rPr>
-        <w:t xml:space="preserve"> Semana de Trabajo Seleccionada</w:t>
-      </w:r>
-    </w:p>
-    <w:p>
-      <w:pPr>
-        <w:rPr>
-          <w:b/>
-          <w:bCs/>
-        </w:rPr>
-      </w:pPr>
-      <w:r>
-        <w:rPr>
-          <w:b/>
-          <w:bCs/>
-        </w:rPr>
-        <w:t xml:space="preserve">Sprint – Semana del 25 al 29 de </w:t>
-      </w:r>
-      <w:proofErr w:type="gramStart"/>
-      <w:r>
-        <w:rPr>
-          <w:b/>
-          <w:bCs/>
-        </w:rPr>
-        <w:t>Mayo</w:t>
-      </w:r>
-      <w:proofErr w:type="gramEnd"/>
-      <w:r>
-        <w:rPr>
-          <w:b/>
-          <w:bCs/>
-        </w:rPr>
-        <w:t xml:space="preserve"> de 2026</w:t>
-      </w:r>
-    </w:p>
-    <w:p>
-      <w:pPr>
-        <w:rPr>
-          <w:b/>
-          <w:bCs/>
-        </w:rPr>
-      </w:pPr>
-      <w:r>
-        <w:rPr>
-          <w:rFonts w:ascii="Segoe UI Symbol" w:hAnsi="Segoe UI Symbol" w:cs="Segoe UI Symbol"/>
-          <w:b/>
-          <w:bCs/>
-        </w:rPr>
-        <w:t>🎯</w:t>
-      </w:r>
-      <w:r>
-        <w:rPr>
-          <w:b/>
-          <w:bCs/>
-        </w:rPr>
-        <w:t xml:space="preserve"> Objetivos del Sprint</w:t>
-      </w:r>
-    </w:p>
-    <w:p>
-      <w:pPr>
-        <w:numPr>
-          <w:ilvl w:val="0"/>
-          <w:numId w:val="5"/>
-        </w:numPr>
-      </w:pPr>
-      <w:r>
-        <w:t>Organizar las entregas pendientes.</w:t>
-      </w:r>
-    </w:p>
-    <w:p>
-      <w:pPr>
-        <w:numPr>
-          <w:ilvl w:val="0"/>
-          <w:numId w:val="5"/>
-        </w:numPr>
-      </w:pPr>
-      <w:r>
-        <w:t>Verificar el estado de los trabajos grupales.</w:t>
-      </w:r>
-    </w:p>
-    <w:p>
-      <w:pPr>
-        <w:numPr>
-          <w:ilvl w:val="0"/>
-          <w:numId w:val="5"/>
-        </w:numPr>
-      </w:pPr>
-      <w:r>
-        <w:t>Mantener actualizado el repositorio.</w:t>
-      </w:r>
-    </w:p>
-    <w:p>
-      <w:pPr>
-        <w:numPr>
-          <w:ilvl w:val="0"/>
-          <w:numId w:val="5"/>
-        </w:numPr>
-      </w:pPr>
-      <w:r>
-        <w:t>Coordinar responsabilidades entre las integrantes activas.</w:t>
-      </w:r>
-    </w:p>
-    <w:p>
-      <w:pPr>
-        <w:numPr>
-          <w:ilvl w:val="0"/>
-          <w:numId w:val="5"/>
-        </w:numPr>
-      </w:pPr>
-      <w:r>
-        <w:t>Preparar documentación y evidencias para las entregas finales.</w:t>
-      </w:r>
-    </w:p>
-    <w:p>
-      <w:pPr>
-        <w:rPr>
-          <w:b/>
-          <w:bCs/>
-        </w:rPr>
-      </w:pPr>
-      <w:r>
-        <w:rPr>
-          <w:rFonts w:ascii="Segoe UI Symbol" w:hAnsi="Segoe UI Symbol" w:cs="Segoe UI Symbol"/>
-          <w:b/>
-          <w:bCs/>
-        </w:rPr>
-        <w:t>📌</w:t>
-      </w:r>
-      <w:r>
-        <w:rPr>
-          <w:b/>
-          <w:bCs/>
-        </w:rPr>
-        <w:t xml:space="preserve"> </w:t>
-      </w:r>
-      <w:proofErr w:type="gramStart"/>
-      <w:r>
-        <w:rPr>
-          <w:b/>
-          <w:bCs/>
-        </w:rPr>
-        <w:t>Lunes</w:t>
-      </w:r>
-      <w:proofErr w:type="gramEnd"/>
-    </w:p>
-    <w:p>
-      <w:r>
-        <w:t>Se realizó una revisión general de las tareas pendientes del grupo.</w:t>
-      </w:r>
-    </w:p>
-    <w:p>
-      <w:r>
-        <w:t>Las integrantes activas verificaron el estado de los trabajos entregados y aquellos que requerían correcciones.</w:t>
-      </w:r>
-    </w:p>
-    <w:p>
-      <w:r>
-        <w:t>También se revisó el repositorio para confirmar que todos los cambios estuvieran correctamente registrados.</w:t>
-      </w:r>
-    </w:p>
-    <w:p>
-      <w:pPr>
-        <w:rPr>
-          <w:b/>
-          <w:bCs/>
-        </w:rPr>
-      </w:pPr>
-      <w:r>
-        <w:rPr>
-          <w:rFonts w:ascii="Segoe UI Symbol" w:hAnsi="Segoe UI Symbol" w:cs="Segoe UI Symbol"/>
-          <w:b/>
-          <w:bCs/>
-        </w:rPr>
-        <w:t>📌</w:t>
-      </w:r>
-      <w:r>
-        <w:rPr>
-          <w:b/>
-          <w:bCs/>
-        </w:rPr>
-        <w:t xml:space="preserve"> </w:t>
-      </w:r>
-      <w:proofErr w:type="gramStart"/>
-      <w:r>
-        <w:rPr>
-          <w:b/>
-          <w:bCs/>
-        </w:rPr>
-        <w:t>Martes</w:t>
-      </w:r>
-      <w:proofErr w:type="gramEnd"/>
-    </w:p>
-    <w:p>
-      <w:r>
-        <w:t>Se distribuyeron actividades según disponibilidad horaria.</w:t>
-      </w:r>
-    </w:p>
-    <w:p>
-      <w:r>
-        <w:t>Se revisaron archivos compartidos y se actualizaron documentos que formaban parte de las entregas finales.</w:t>
-      </w:r>
-    </w:p>
-    <w:p>
-      <w:r>
-        <w:t>La comunicación se mantuvo mediante mensajes grupales para coordinar avances.</w:t>
-      </w:r>
-    </w:p>
-    <w:p>
-      <w:pPr>
-        <w:rPr>
-          <w:b/>
-          <w:bCs/>
-        </w:rPr>
-      </w:pPr>
-      <w:r>
-        <w:rPr>
-          <w:rFonts w:ascii="Segoe UI Symbol" w:hAnsi="Segoe UI Symbol" w:cs="Segoe UI Symbol"/>
-          <w:b/>
-          <w:bCs/>
-        </w:rPr>
-        <w:t>📌</w:t>
-      </w:r>
-      <w:r>
-        <w:rPr>
-          <w:b/>
-          <w:bCs/>
-        </w:rPr>
-        <w:t xml:space="preserve"> </w:t>
-      </w:r>
-      <w:proofErr w:type="gramStart"/>
-      <w:r>
-        <w:rPr>
-          <w:b/>
-          <w:bCs/>
-        </w:rPr>
-        <w:t>Miércoles</w:t>
-      </w:r>
-      <w:proofErr w:type="gramEnd"/>
-    </w:p>
-    <w:p>
-      <w:r>
-        <w:t xml:space="preserve">Se verificó el historial de </w:t>
-      </w:r>
-      <w:proofErr w:type="spellStart"/>
-      <w:r>
-        <w:t>commits</w:t>
-      </w:r>
-      <w:proofErr w:type="spellEnd"/>
-      <w:r>
-        <w:t xml:space="preserve"> del repositorio.</w:t>
-      </w:r>
-    </w:p>
-    <w:p>
-      <w:r>
-        <w:t>Se analizaron los aportes realizados durante el cuatrimestre y se seleccionaron evidencias para documentar el trabajo colaborativo.</w:t>
-      </w:r>
-    </w:p>
-    <w:p>
-      <w:r>
-        <w:t>También se revisó la organización de carpetas y archivos.</w:t>
-      </w:r>
-    </w:p>
-    <w:p>
-      <w:pPr>
-        <w:rPr>
-          <w:b/>
-          <w:bCs/>
-        </w:rPr>
-      </w:pPr>
-      <w:r>
-        <w:rPr>
-          <w:rFonts w:ascii="Segoe UI Symbol" w:hAnsi="Segoe UI Symbol" w:cs="Segoe UI Symbol"/>
-          <w:b/>
-          <w:bCs/>
-        </w:rPr>
-        <w:t>📌</w:t>
-      </w:r>
-      <w:r>
-        <w:rPr>
-          <w:b/>
-          <w:bCs/>
-        </w:rPr>
-        <w:t xml:space="preserve"> </w:t>
-      </w:r>
-      <w:proofErr w:type="gramStart"/>
-      <w:r>
-        <w:rPr>
-          <w:b/>
-          <w:bCs/>
-        </w:rPr>
-        <w:t>Jueves</w:t>
-      </w:r>
-      <w:proofErr w:type="gramEnd"/>
-    </w:p>
-    <w:p>
-      <w:r>
-        <w:t>Se realizó seguimiento de las actividades pendientes.</w:t>
-      </w:r>
-    </w:p>
-    <w:p>
-      <w:r>
-        <w:lastRenderedPageBreak/>
-        <w:t>Se completaron correcciones menores y se preparó la documentación final para su presentación.</w:t>
-      </w:r>
-    </w:p>
-    <w:p>
-      <w:r>
-        <w:t>Las integrantes compartieron observaciones y realizaron una revisión conjunta del material.</w:t>
-      </w:r>
-    </w:p>
-    <w:p>
-      <w:pPr>
-        <w:rPr>
-          <w:b/>
-          <w:bCs/>
-        </w:rPr>
-      </w:pPr>
-      <w:r>
-        <w:rPr>
-          <w:rFonts w:ascii="Segoe UI Symbol" w:hAnsi="Segoe UI Symbol" w:cs="Segoe UI Symbol"/>
-          <w:b/>
-          <w:bCs/>
-        </w:rPr>
-        <w:t>📌</w:t>
-      </w:r>
-      <w:r>
-        <w:rPr>
-          <w:b/>
-          <w:bCs/>
-        </w:rPr>
-        <w:t xml:space="preserve"> </w:t>
-      </w:r>
-      <w:proofErr w:type="gramStart"/>
-      <w:r>
-        <w:rPr>
-          <w:b/>
-          <w:bCs/>
-        </w:rPr>
-        <w:t>Viernes</w:t>
-      </w:r>
-      <w:proofErr w:type="gramEnd"/>
-    </w:p>
-    <w:p>
-      <w:r>
-        <w:t>Se efectuó la revisión final del trabajo.</w:t>
-      </w:r>
-    </w:p>
-    <w:p>
-      <w:r>
-        <w:t>Se verificó que todas las evidencias estuvieran correctamente incorporadas y que la documentación reflejara el proceso de trabajo realizado por el equipo.</w:t>
-      </w:r>
-    </w:p>
-    <w:p>
-      <w:r>
-        <w:t>Finalmente se dejó preparada la entrega correspondiente.</w:t>
-      </w:r>
-    </w:p>
-    <w:p>
-      <w:pPr>
-        <w:rPr>
-          <w:b/>
-          <w:bCs/>
-        </w:rPr>
-      </w:pPr>
-      <w:r>
-        <w:rPr>
-          <w:rFonts w:ascii="Segoe UI Symbol" w:hAnsi="Segoe UI Symbol" w:cs="Segoe UI Symbol"/>
-          <w:b/>
-          <w:bCs/>
-        </w:rPr>
-        <w:t>⚠</w:t>
-      </w:r>
-      <w:r>
-        <w:rPr>
-          <w:b/>
-          <w:bCs/>
-        </w:rPr>
-        <w:t>️ Problemas Encontrados</w:t>
-      </w:r>
-    </w:p>
-    <w:p>
-      <w:r>
-        <w:t>Durante el desarrollo del proyecto surgieron diversas dificultades:</w:t>
-      </w:r>
-    </w:p>
-    <w:p>
-      <w:pPr>
-        <w:numPr>
-          <w:ilvl w:val="0"/>
-          <w:numId w:val="6"/>
-        </w:numPr>
-      </w:pPr>
-      <w:r>
-        <w:t>Reducción progresiva de integrantes activos.</w:t>
-      </w:r>
-    </w:p>
-    <w:p>
-      <w:pPr>
-        <w:numPr>
-          <w:ilvl w:val="0"/>
-          <w:numId w:val="6"/>
-        </w:numPr>
-      </w:pPr>
-      <w:r>
-        <w:t>Diferencias en la disponibilidad horaria.</w:t>
-      </w:r>
-    </w:p>
-    <w:p>
-      <w:pPr>
-        <w:numPr>
-          <w:ilvl w:val="0"/>
-          <w:numId w:val="6"/>
-        </w:numPr>
-      </w:pPr>
-      <w:r>
-        <w:t>Conflictos ocasionales al trabajar sobre algún proyecto y definirlo.</w:t>
-      </w:r>
-    </w:p>
-    <w:p>
-      <w:pPr>
-        <w:numPr>
-          <w:ilvl w:val="0"/>
-          <w:numId w:val="6"/>
-        </w:numPr>
-      </w:pPr>
-      <w:r>
-        <w:t>Necesidad de reorganizar tareas durante el cuatrimestre.</w:t>
-      </w:r>
-    </w:p>
-    <w:p>
-      <w:pPr>
-        <w:rPr>
-          <w:b/>
-          <w:bCs/>
-        </w:rPr>
-      </w:pPr>
-      <w:r>
-        <w:rPr>
-          <w:rFonts w:ascii="Segoe UI Symbol" w:hAnsi="Segoe UI Symbol" w:cs="Segoe UI Symbol"/>
-          <w:b/>
-          <w:bCs/>
-        </w:rPr>
-        <w:t>✅</w:t>
-      </w:r>
-      <w:r>
-        <w:rPr>
-          <w:b/>
-          <w:bCs/>
-        </w:rPr>
-        <w:t xml:space="preserve"> Soluciones Implementadas</w:t>
-      </w:r>
-    </w:p>
-    <w:p>
-      <w:r>
-        <w:t>Para afrontar estas dificultades se adoptaron las siguientes medidas:</w:t>
-      </w:r>
-    </w:p>
-    <w:p>
-      <w:pPr>
-        <w:numPr>
-          <w:ilvl w:val="0"/>
-          <w:numId w:val="7"/>
-        </w:numPr>
-      </w:pPr>
-      <w:r>
-        <w:t>Redistribución de responsabilidades.</w:t>
-      </w:r>
-    </w:p>
-    <w:p>
-      <w:pPr>
-        <w:numPr>
-          <w:ilvl w:val="0"/>
-          <w:numId w:val="7"/>
-        </w:numPr>
-      </w:pPr>
-      <w:r>
-        <w:t>Comunicación constante entre integrantes.</w:t>
-      </w:r>
-    </w:p>
-    <w:p>
-      <w:pPr>
-        <w:numPr>
-          <w:ilvl w:val="0"/>
-          <w:numId w:val="7"/>
-        </w:numPr>
-      </w:pPr>
-      <w:r>
-        <w:t>Revisión periódica de avances.</w:t>
-      </w:r>
-    </w:p>
-    <w:p>
-      <w:pPr>
-        <w:numPr>
-          <w:ilvl w:val="0"/>
-          <w:numId w:val="7"/>
-        </w:numPr>
-      </w:pPr>
-      <w:r>
-        <w:t>Uso de GitHub para control de versiones.</w:t>
-      </w:r>
-    </w:p>
-    <w:p>
-      <w:pPr>
-        <w:numPr>
-          <w:ilvl w:val="0"/>
-          <w:numId w:val="7"/>
-        </w:numPr>
-      </w:pPr>
-      <w:r>
-        <w:t>Simplificación de la estrategia de ramas del repositorio.</w:t>
-      </w:r>
-    </w:p>
-    <w:p>
-      <w:pPr>
-        <w:rPr>
-          <w:b/>
-          <w:bCs/>
-        </w:rPr>
-      </w:pPr>
-      <w:r>
-        <w:rPr>
-          <w:rFonts w:ascii="Segoe UI Symbol" w:hAnsi="Segoe UI Symbol" w:cs="Segoe UI Symbol"/>
-          <w:b/>
-          <w:bCs/>
-        </w:rPr>
-        <w:t>📈</w:t>
-      </w:r>
-      <w:r>
-        <w:rPr>
-          <w:b/>
-          <w:bCs/>
-        </w:rPr>
-        <w:t xml:space="preserve"> Resultados Obtenidos</w:t>
-      </w:r>
-    </w:p>
-    <w:p>
-      <w:r>
-        <w:t xml:space="preserve">La aplicación de prácticas basadas en </w:t>
-      </w:r>
-      <w:proofErr w:type="spellStart"/>
-      <w:r>
-        <w:t>Scrum</w:t>
-      </w:r>
-      <w:proofErr w:type="spellEnd"/>
-      <w:r>
-        <w:t xml:space="preserve"> permitió:</w:t>
-      </w:r>
-    </w:p>
-    <w:p>
-      <w:pPr>
-        <w:numPr>
-          <w:ilvl w:val="0"/>
-          <w:numId w:val="8"/>
-        </w:numPr>
-      </w:pPr>
-      <w:r>
-        <w:t>Mejor organización de las actividades.</w:t>
-      </w:r>
-    </w:p>
-    <w:p>
-      <w:pPr>
-        <w:numPr>
-          <w:ilvl w:val="0"/>
-          <w:numId w:val="8"/>
-        </w:numPr>
-      </w:pPr>
-      <w:r>
-        <w:t>Seguimiento de tareas pendientes.</w:t>
-      </w:r>
-    </w:p>
-    <w:p>
-      <w:pPr>
-        <w:numPr>
-          <w:ilvl w:val="0"/>
-          <w:numId w:val="8"/>
-        </w:numPr>
-      </w:pPr>
-      <w:r>
-        <w:t>Trabajo colaborativo más eficiente.</w:t>
-      </w:r>
-    </w:p>
-    <w:p>
-      <w:pPr>
-        <w:numPr>
-          <w:ilvl w:val="0"/>
-          <w:numId w:val="8"/>
-        </w:numPr>
-      </w:pPr>
-      <w:r>
-        <w:t>Mayor control sobre las versiones de los proyectos.</w:t>
-      </w:r>
-    </w:p>
-    <w:p>
-      <w:pPr>
-        <w:numPr>
-          <w:ilvl w:val="0"/>
-          <w:numId w:val="8"/>
-        </w:numPr>
-      </w:pPr>
-      <w:r>
-        <w:t>Adaptación frente a cambios en la composición del equipo.</w:t>
-      </w:r>
-    </w:p>
-    <w:p>
-      <w:pPr>
-        <w:ind w:left="360"/>
-      </w:pPr>
-    </w:p>
-    <w:p>
-      <w:pPr>
-        <w:ind w:left="360"/>
-      </w:pPr>
-    </w:p>
-    <w:p>
-      <w:pPr>
-        <w:ind w:left="360"/>
-      </w:pPr>
-    </w:p>
-    <w:p>
-      <w:pPr>
-        <w:ind w:left="360"/>
-      </w:pPr>
-    </w:p>
-    <w:p>
-      <w:pPr>
-        <w:ind w:left="360"/>
-      </w:pPr>
-    </w:p>
-    <w:p>
-      <w:pPr>
-        <w:rPr>
-          <w:b/>
-          <w:bCs/>
-        </w:rPr>
-      </w:pPr>
-      <w:r>
-        <w:rPr>
-          <w:rFonts w:ascii="Segoe UI Symbol" w:hAnsi="Segoe UI Symbol" w:cs="Segoe UI Symbol"/>
-          <w:b/>
-          <w:bCs/>
-        </w:rPr>
-        <w:t>📎</w:t>
-      </w:r>
-      <w:r>
-        <w:rPr>
-          <w:b/>
-          <w:bCs/>
-        </w:rPr>
-        <w:t xml:space="preserve"> Evidencias</w:t>
-      </w:r>
-    </w:p>
-    <w:p>
-      <w:pPr>
-        <w:rPr>
-          <w:b/>
-          <w:bCs/>
-        </w:rPr>
-      </w:pPr>
-      <w:r>
-        <w:rPr>
-          <w:rFonts w:ascii="Segoe UI Symbol" w:hAnsi="Segoe UI Symbol" w:cs="Segoe UI Symbol"/>
-          <w:b/>
-          <w:bCs/>
-        </w:rPr>
-        <w:t>📋</w:t>
-      </w:r>
-      <w:r>
-        <w:rPr>
-          <w:b/>
-          <w:bCs/>
-        </w:rPr>
-        <w:t xml:space="preserve"> Tablero </w:t>
-      </w:r>
-      <w:proofErr w:type="spellStart"/>
-      <w:r>
-        <w:rPr>
-          <w:b/>
-          <w:bCs/>
-        </w:rPr>
-        <w:t>Kanban</w:t>
-      </w:r>
-      <w:proofErr w:type="spellEnd"/>
-    </w:p>
-    <w:p>
-      <w:r>
-        <w:t xml:space="preserve">Para el seguimiento de actividades del Sprint se utilizó una hoja compartida de Google </w:t>
-      </w:r>
-      <w:proofErr w:type="spellStart"/>
-      <w:r>
-        <w:t>Sheets</w:t>
-      </w:r>
-      <w:proofErr w:type="spellEnd"/>
-      <w:r>
-        <w:t xml:space="preserve"> adaptada al enfoque </w:t>
-      </w:r>
-      <w:proofErr w:type="spellStart"/>
-      <w:r>
-        <w:t>Kanban</w:t>
-      </w:r>
-      <w:proofErr w:type="spellEnd"/>
-      <w:r>
-        <w:t>.</w:t>
+      <w:r>
+        <w:rPr>
+          <w:b/>
+        </w:rPr>
+        <w:t xml:space="preserve"> (GitHub </w:t>
+      </w:r>
+      <w:proofErr w:type="spellStart"/>
+      <w:r>
+        <w:rPr>
+          <w:b/>
+        </w:rPr>
+        <w:t>Projects</w:t>
+      </w:r>
+      <w:proofErr w:type="spellEnd"/>
+      <w:r>
+        <w:rPr>
+          <w:b/>
+        </w:rPr>
+        <w:t xml:space="preserve"> - Vista </w:t>
+      </w:r>
+      <w:proofErr w:type="spellStart"/>
+      <w:r>
+        <w:rPr>
+          <w:b/>
+        </w:rPr>
+        <w:t>Board</w:t>
+      </w:r>
+      <w:proofErr w:type="spellEnd"/>
+      <w:r>
+        <w:rPr>
+          <w:b/>
+        </w:rPr>
+        <w:t>)</w:t>
+      </w:r>
+    </w:p>
+    <w:p>
+      <w:r>
+        <w:t>Interfaz visual que documenta las tareas completadas por las integrantes activas y los requerimientos actua</w:t>
+      </w:r>
+      <w:r>
+        <w:t>lmente en curso (Base de Datos y Metodología</w:t>
+      </w:r>
+      <w:r>
+        <w:t>):</w:t>
       </w:r>
     </w:p>
     <w:p>
@@ -1537,9 +1373,9 @@
         </w:rPr>
         <w:drawing>
           <wp:inline distT="0" distB="0" distL="0" distR="0">
-            <wp:extent cx="5400040" cy="2001520"/>
+            <wp:extent cx="5400040" cy="2881630"/>
             <wp:effectExtent l="0" t="0" r="0" b="0"/>
-            <wp:docPr id="19" name="Imagen 19"/>
+            <wp:docPr id="3" name="Imagen 3"/>
             <wp:cNvGraphicFramePr>
               <a:graphicFrameLocks xmlns:a="http://schemas.openxmlformats.org/drawingml/2006/main" noChangeAspect="1"/>
             </wp:cNvGraphicFramePr>
@@ -1547,279 +1383,11 @@
               <a:graphicData uri="http://schemas.openxmlformats.org/drawingml/2006/picture">
                 <pic:pic xmlns:pic="http://schemas.openxmlformats.org/drawingml/2006/picture">
                   <pic:nvPicPr>
-                    <pic:cNvPr id="19" name="RebeldeBugKanban.PNG"/>
+                    <pic:cNvPr id="3" name="TableroKanbanGH.PNG"/>
                     <pic:cNvPicPr/>
                   </pic:nvPicPr>
                   <pic:blipFill>
-                    <a:blip r:embed="rId5">
-                      <a:extLst>
-                        <a:ext uri="{28A0092B-C50C-407E-A947-70E740481C1C}">
-                          <a14:useLocalDpi xmlns:a14="http://schemas.microsoft.com/office/drawing/2010/main" val="0"/>
-                        </a:ext>
-                      </a:extLst>
-                    </a:blip>
-                    <a:stretch>
-                      <a:fillRect/>
-                    </a:stretch>
-                  </pic:blipFill>
-                  <pic:spPr>
-                    <a:xfrm>
-                      <a:off x="0" y="0"/>
-                      <a:ext cx="5400040" cy="2001520"/>
-                    </a:xfrm>
-                    <a:prstGeom prst="rect">
-                      <a:avLst/>
-                    </a:prstGeom>
-                  </pic:spPr>
-                </pic:pic>
-              </a:graphicData>
-            </a:graphic>
-          </wp:inline>
-        </w:drawing>
-      </w:r>
-    </w:p>
-    <w:p>
-      <w:r>
-        <w:rPr>
-          <w:noProof/>
-          <w:lang w:eastAsia="es-ES"/>
-        </w:rPr>
-        <w:drawing>
-          <wp:inline distT="0" distB="0" distL="0" distR="0">
-            <wp:extent cx="5400040" cy="1080135"/>
-            <wp:effectExtent l="0" t="0" r="0" b="5715"/>
-            <wp:docPr id="20" name="Imagen 20"/>
-            <wp:cNvGraphicFramePr>
-              <a:graphicFrameLocks xmlns:a="http://schemas.openxmlformats.org/drawingml/2006/main" noChangeAspect="1"/>
-            </wp:cNvGraphicFramePr>
-            <a:graphic xmlns:a="http://schemas.openxmlformats.org/drawingml/2006/main">
-              <a:graphicData uri="http://schemas.openxmlformats.org/drawingml/2006/picture">
-                <pic:pic xmlns:pic="http://schemas.openxmlformats.org/drawingml/2006/picture">
-                  <pic:nvPicPr>
-                    <pic:cNvPr id="20" name="RebeldeBugKanban_2.PNG"/>
-                    <pic:cNvPicPr/>
-                  </pic:nvPicPr>
-                  <pic:blipFill>
-                    <a:blip r:embed="rId6">
-                      <a:extLst>
-                        <a:ext uri="{28A0092B-C50C-407E-A947-70E740481C1C}">
-                          <a14:useLocalDpi xmlns:a14="http://schemas.microsoft.com/office/drawing/2010/main" val="0"/>
-                        </a:ext>
-                      </a:extLst>
-                    </a:blip>
-                    <a:stretch>
-                      <a:fillRect/>
-                    </a:stretch>
-                  </pic:blipFill>
-                  <pic:spPr>
-                    <a:xfrm>
-                      <a:off x="0" y="0"/>
-                      <a:ext cx="5400040" cy="1080135"/>
-                    </a:xfrm>
-                    <a:prstGeom prst="rect">
-                      <a:avLst/>
-                    </a:prstGeom>
-                  </pic:spPr>
-                </pic:pic>
-              </a:graphicData>
-            </a:graphic>
-          </wp:inline>
-        </w:drawing>
-      </w:r>
-    </w:p>
-    <w:p>
-      <w:r>
-        <w:t>Las tareas fueron organizadas según su estado de avance en las categorías Pendiente, En Progreso y Finalizado, permitiendo visualizar el progreso del trabajo y coordinar las actividades del equipo durante el desarrollo del semestre.</w:t>
-      </w:r>
-    </w:p>
-    <w:p>
-      <w:r>
-        <mc:AlternateContent>
-          <mc:Choice Requires="wps">
-            <w:drawing>
-              <wp:inline distT="0" distB="0" distL="0" distR="0">
-                <wp:extent cx="304800" cy="304800"/>
-                <wp:effectExtent l="0" t="0" r="0" b="0"/>
-                <wp:docPr id="18" name="Rectángulo 18" descr="Tablero Kanban"/>
-                <wp:cNvGraphicFramePr>
-                  <a:graphicFrameLocks xmlns:a="http://schemas.openxmlformats.org/drawingml/2006/main" noChangeAspect="1"/>
-                </wp:cNvGraphicFramePr>
-                <a:graphic xmlns:a="http://schemas.openxmlformats.org/drawingml/2006/main">
-                  <a:graphicData uri="http://schemas.microsoft.com/office/word/2010/wordprocessingShape">
-                    <wps:wsp>
-                      <wps:cNvSpPr>
-                        <a:spLocks noChangeAspect="1" noChangeArrowheads="1"/>
-                      </wps:cNvSpPr>
-                      <wps:spPr bwMode="auto">
-                        <a:xfrm>
-                          <a:off x="0" y="0"/>
-                          <a:ext cx="304800" cy="304800"/>
-                        </a:xfrm>
-                        <a:prstGeom prst="rect">
-                          <a:avLst/>
-                        </a:prstGeom>
-                        <a:noFill/>
-                        <a:ln>
-                          <a:noFill/>
-                        </a:ln>
-                        <a:extLst>
-                          <a:ext uri="{909E8E84-426E-40DD-AFC4-6F175D3DCCD1}">
-                            <a14:hiddenFill xmlns:a14="http://schemas.microsoft.com/office/drawing/2010/main">
-                              <a:solidFill>
-                                <a:srgbClr val="FFFFFF"/>
-                              </a:solidFill>
-                            </a14:hiddenFill>
-                          </a:ext>
-                          <a:ext uri="{91240B29-F687-4F45-9708-019B960494DF}">
-                            <a14:hiddenLine xmlns:a14="http://schemas.microsoft.com/office/drawing/2010/main" w="9525">
-                              <a:solidFill>
-                                <a:srgbClr val="000000"/>
-                              </a:solidFill>
-                              <a:miter lim="800000"/>
-                              <a:headEnd/>
-                              <a:tailEnd/>
-                            </a14:hiddenLine>
-                          </a:ext>
-                        </a:extLst>
-                      </wps:spPr>
-                      <wps:bodyPr rot="0" vert="horz" wrap="square" lIns="91440" tIns="45720" rIns="91440" bIns="45720" anchor="t" anchorCtr="0" upright="1">
-                        <a:noAutofit/>
-                      </wps:bodyPr>
-                    </wps:wsp>
-                  </a:graphicData>
-                </a:graphic>
-              </wp:inline>
-            </w:drawing>
-          </mc:Choice>
-          <mc:Fallback>
-            <w:pict>
-              <v:rect w14:anchorId="33285FB8" id="Rectángulo 18" o:spid="_x0000_s1026" alt="Tablero Kanban" style="width:24pt;height:24pt;visibility:visible;mso-wrap-style:square;mso-left-percent:-10001;mso-top-percent:-10001;mso-position-horizontal:absolute;mso-position-horizontal-relative:char;mso-position-vertical:absolute;mso-position-vertical-relative:line;mso-left-percent:-10001;mso-top-percent:-10001;v-text-anchor:top" o:gfxdata="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" filled="f" stroked="f">
-                <o:lock v:ext="edit" aspectratio="t"/>
-                <w10:anchorlock/>
-              </v:rect>
-            </w:pict>
-          </mc:Fallback>
-        </mc:AlternateContent>
-      </w:r>
-      <w:r>
-        <w:t> </w:t>
-      </w:r>
-      <w:r>
-        <mc:AlternateContent>
-          <mc:Choice Requires="wps">
-            <w:drawing>
-              <wp:inline distT="0" distB="0" distL="0" distR="0">
-                <wp:extent cx="304800" cy="304800"/>
-                <wp:effectExtent l="0" t="0" r="0" b="0"/>
-                <wp:docPr id="17" name="Rectángulo 17" descr="Tablero Kanban"/>
-                <wp:cNvGraphicFramePr>
-                  <a:graphicFrameLocks xmlns:a="http://schemas.openxmlformats.org/drawingml/2006/main" noChangeAspect="1"/>
-                </wp:cNvGraphicFramePr>
-                <a:graphic xmlns:a="http://schemas.openxmlformats.org/drawingml/2006/main">
-                  <a:graphicData uri="http://schemas.microsoft.com/office/word/2010/wordprocessingShape">
-                    <wps:wsp>
-                      <wps:cNvSpPr>
-                        <a:spLocks noChangeAspect="1" noChangeArrowheads="1"/>
-                      </wps:cNvSpPr>
-                      <wps:spPr bwMode="auto">
-                        <a:xfrm>
-                          <a:off x="0" y="0"/>
-                          <a:ext cx="304800" cy="304800"/>
-                        </a:xfrm>
-                        <a:prstGeom prst="rect">
-                          <a:avLst/>
-                        </a:prstGeom>
-                        <a:noFill/>
-                        <a:ln>
-                          <a:noFill/>
-                        </a:ln>
-                        <a:extLst>
-                          <a:ext uri="{909E8E84-426E-40DD-AFC4-6F175D3DCCD1}">
-                            <a14:hiddenFill xmlns:a14="http://schemas.microsoft.com/office/drawing/2010/main">
-                              <a:solidFill>
-                                <a:srgbClr val="FFFFFF"/>
-                              </a:solidFill>
-                            </a14:hiddenFill>
-                          </a:ext>
-                          <a:ext uri="{91240B29-F687-4F45-9708-019B960494DF}">
-                            <a14:hiddenLine xmlns:a14="http://schemas.microsoft.com/office/drawing/2010/main" w="9525">
-                              <a:solidFill>
-                                <a:srgbClr val="000000"/>
-                              </a:solidFill>
-                              <a:miter lim="800000"/>
-                              <a:headEnd/>
-                              <a:tailEnd/>
-                            </a14:hiddenLine>
-                          </a:ext>
-                        </a:extLst>
-                      </wps:spPr>
-                      <wps:bodyPr rot="0" vert="horz" wrap="square" lIns="91440" tIns="45720" rIns="91440" bIns="45720" anchor="t" anchorCtr="0" upright="1">
-                        <a:noAutofit/>
-                      </wps:bodyPr>
-                    </wps:wsp>
-                  </a:graphicData>
-                </a:graphic>
-              </wp:inline>
-            </w:drawing>
-          </mc:Choice>
-          <mc:Fallback>
-            <w:pict>
-              <v:rect w14:anchorId="028987A6" id="Rectángulo 17" o:spid="_x0000_s1026" alt="Tablero Kanban" style="width:24pt;height:24pt;visibility:visible;mso-wrap-style:square;mso-left-percent:-10001;mso-top-percent:-10001;mso-position-horizontal:absolute;mso-position-horizontal-relative:char;mso-position-vertical:absolute;mso-position-vertical-relative:line;mso-left-percent:-10001;mso-top-percent:-10001;v-text-anchor:top" o:gfxdata="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" filled="f" stroked="f">
-                <o:lock v:ext="edit" aspectratio="t"/>
-                <w10:anchorlock/>
-              </v:rect>
-            </w:pict>
-          </mc:Fallback>
-        </mc:AlternateContent>
-      </w:r>
-    </w:p>
-    <w:p>
-      <w:pPr>
-        <w:rPr>
-          <w:b/>
-          <w:bCs/>
-        </w:rPr>
-      </w:pPr>
-      <w:r>
-        <w:rPr>
-          <w:b/>
-          <w:bCs/>
-        </w:rPr>
-        <w:t>Repositorio GitHub</w:t>
-      </w:r>
-    </w:p>
-    <w:p>
-      <w:pPr>
-        <w:rPr>
-          <w:b/>
-          <w:bCs/>
-        </w:rPr>
-      </w:pPr>
-      <w:r>
-        <w:rPr>
-          <w:b/>
-          <w:bCs/>
-          <w:noProof/>
-          <w:lang w:eastAsia="es-ES"/>
-        </w:rPr>
-        <w:lastRenderedPageBreak/>
-        <w:drawing>
-          <wp:inline distT="0" distB="0" distL="0" distR="0">
-            <wp:extent cx="5400040" cy="2881630"/>
-            <wp:effectExtent l="0" t="0" r="0" b="0"/>
-            <wp:docPr id="21" name="Imagen 21"/>
-            <wp:cNvGraphicFramePr>
-              <a:graphicFrameLocks xmlns:a="http://schemas.openxmlformats.org/drawingml/2006/main" noChangeAspect="1"/>
-            </wp:cNvGraphicFramePr>
-            <a:graphic xmlns:a="http://schemas.openxmlformats.org/drawingml/2006/main">
-              <a:graphicData uri="http://schemas.openxmlformats.org/drawingml/2006/picture">
-                <pic:pic xmlns:pic="http://schemas.openxmlformats.org/drawingml/2006/picture">
-                  <pic:nvPicPr>
-                    <pic:cNvPr id="21" name="RamaPruebaRB.PNG"/>
-                    <pic:cNvPicPr/>
-                  </pic:nvPicPr>
-                  <pic:blipFill>
-                    <a:blip r:embed="rId7" cstate="print">
+                    <a:blip r:embed="rId5" cstate="print">
                       <a:extLst>
                         <a:ext uri="{28A0092B-C50C-407E-A947-70E740481C1C}">
                           <a14:useLocalDpi xmlns:a14="http://schemas.microsoft.com/office/drawing/2010/main" val="0"/>
@@ -1847,98 +1415,86 @@
       </w:r>
     </w:p>
     <w:p>
-      <w:r>
-        <mc:AlternateContent>
-          <mc:Choice Requires="wps">
-            <w:drawing>
-              <wp:inline distT="0" distB="0" distL="0" distR="0">
-                <wp:extent cx="304800" cy="304800"/>
-                <wp:effectExtent l="0" t="0" r="0" b="0"/>
-                <wp:docPr id="16" name="Rectángulo 16" descr="Repositorio GitHub"/>
-                <wp:cNvGraphicFramePr>
-                  <a:graphicFrameLocks xmlns:a="http://schemas.openxmlformats.org/drawingml/2006/main" noChangeAspect="1"/>
-                </wp:cNvGraphicFramePr>
-                <a:graphic xmlns:a="http://schemas.openxmlformats.org/drawingml/2006/main">
-                  <a:graphicData uri="http://schemas.microsoft.com/office/word/2010/wordprocessingShape">
-                    <wps:wsp>
-                      <wps:cNvSpPr>
-                        <a:spLocks noChangeAspect="1" noChangeArrowheads="1"/>
-                      </wps:cNvSpPr>
-                      <wps:spPr bwMode="auto">
-                        <a:xfrm>
-                          <a:off x="0" y="0"/>
-                          <a:ext cx="304800" cy="304800"/>
-                        </a:xfrm>
-                        <a:prstGeom prst="rect">
-                          <a:avLst/>
-                        </a:prstGeom>
-                        <a:noFill/>
-                        <a:ln>
-                          <a:noFill/>
-                        </a:ln>
-                        <a:extLst>
-                          <a:ext uri="{909E8E84-426E-40DD-AFC4-6F175D3DCCD1}">
-                            <a14:hiddenFill xmlns:a14="http://schemas.microsoft.com/office/drawing/2010/main">
-                              <a:solidFill>
-                                <a:srgbClr val="FFFFFF"/>
-                              </a:solidFill>
-                            </a14:hiddenFill>
-                          </a:ext>
-                          <a:ext uri="{91240B29-F687-4F45-9708-019B960494DF}">
-                            <a14:hiddenLine xmlns:a14="http://schemas.microsoft.com/office/drawing/2010/main" w="9525">
-                              <a:solidFill>
-                                <a:srgbClr val="000000"/>
-                              </a:solidFill>
-                              <a:miter lim="800000"/>
-                              <a:headEnd/>
-                              <a:tailEnd/>
-                            </a14:hiddenLine>
-                          </a:ext>
-                        </a:extLst>
-                      </wps:spPr>
-                      <wps:bodyPr rot="0" vert="horz" wrap="square" lIns="91440" tIns="45720" rIns="91440" bIns="45720" anchor="t" anchorCtr="0" upright="1">
-                        <a:noAutofit/>
-                      </wps:bodyPr>
-                    </wps:wsp>
-                  </a:graphicData>
-                </a:graphic>
-              </wp:inline>
-            </w:drawing>
-          </mc:Choice>
-          <mc:Fallback>
-            <w:pict>
-              <v:rect w14:anchorId="3083EA77" id="Rectángulo 16" o:spid="_x0000_s1026" alt="Repositorio GitHub" style="width:24pt;height:24pt;visibility:visible;mso-wrap-style:square;mso-left-percent:-10001;mso-top-percent:-10001;mso-position-horizontal:absolute;mso-position-horizontal-relative:char;mso-position-vertical:absolute;mso-position-vertical-relative:line;mso-left-percent:-10001;mso-top-percent:-10001;v-text-anchor:top" o:gfxdata="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" filled="f" stroked="f">
-                <o:lock v:ext="edit" aspectratio="t"/>
-                <w10:anchorlock/>
-              </v:rect>
-            </w:pict>
-          </mc:Fallback>
-        </mc:AlternateContent>
-      </w:r>
-    </w:p>
-    <w:p>
-      <w:pPr>
-        <w:rPr>
-          <w:b/>
-          <w:bCs/>
-        </w:rPr>
-      </w:pPr>
-      <w:r>
-        <w:rPr>
-          <w:b/>
-          <w:bCs/>
-        </w:rPr>
-        <w:t xml:space="preserve">Historial de </w:t>
-      </w:r>
-      <w:proofErr w:type="spellStart"/>
-      <w:r>
-        <w:rPr>
-          <w:b/>
-          <w:bCs/>
-        </w:rPr>
-        <w:t>Commits</w:t>
-      </w:r>
-      <w:proofErr w:type="spellEnd"/>
+      <w:pPr>
+        <w:rPr>
+          <w:b/>
+        </w:rPr>
+      </w:pPr>
+    </w:p>
+    <w:p>
+      <w:pPr>
+        <w:rPr>
+          <w:b/>
+        </w:rPr>
+      </w:pPr>
+    </w:p>
+    <w:p>
+      <w:pPr>
+        <w:rPr>
+          <w:b/>
+        </w:rPr>
+      </w:pPr>
+    </w:p>
+    <w:p>
+      <w:pPr>
+        <w:rPr>
+          <w:b/>
+        </w:rPr>
+      </w:pPr>
+    </w:p>
+    <w:p>
+      <w:pPr>
+        <w:rPr>
+          <w:b/>
+        </w:rPr>
+      </w:pPr>
+    </w:p>
+    <w:p>
+      <w:pPr>
+        <w:rPr>
+          <w:b/>
+        </w:rPr>
+      </w:pPr>
+    </w:p>
+    <w:p>
+      <w:pPr>
+        <w:rPr>
+          <w:b/>
+        </w:rPr>
+      </w:pPr>
+    </w:p>
+    <w:p>
+      <w:pPr>
+        <w:rPr>
+          <w:b/>
+        </w:rPr>
+      </w:pPr>
+    </w:p>
+    <w:p>
+      <w:pPr>
+        <w:rPr>
+          <w:b/>
+        </w:rPr>
+      </w:pPr>
+    </w:p>
+    <w:p>
+      <w:pPr>
+        <w:rPr>
+          <w:b/>
+        </w:rPr>
+      </w:pPr>
+      <w:r>
+        <w:rPr>
+          <w:b/>
+        </w:rPr>
+        <w:lastRenderedPageBreak/>
+        <w:t>2. Estructura de la Rama de Desarrollo (Prueba)</w:t>
+      </w:r>
+    </w:p>
+    <w:p>
+      <w:r>
+        <w:t>Validación del entorno de trabajo unificado implementado por el equipo para evitar conflictos:</w:t>
+      </w:r>
     </w:p>
     <w:p>
       <w:r>
@@ -1948,9 +1504,9 @@
         </w:rPr>
         <w:drawing>
           <wp:inline distT="0" distB="0" distL="0" distR="0">
-            <wp:extent cx="5400040" cy="2872105"/>
-            <wp:effectExtent l="0" t="0" r="0" b="4445"/>
-            <wp:docPr id="22" name="Imagen 22"/>
+            <wp:extent cx="5400040" cy="2881630"/>
+            <wp:effectExtent l="0" t="0" r="0" b="0"/>
+            <wp:docPr id="4" name="Imagen 4"/>
             <wp:cNvGraphicFramePr>
               <a:graphicFrameLocks xmlns:a="http://schemas.openxmlformats.org/drawingml/2006/main" noChangeAspect="1"/>
             </wp:cNvGraphicFramePr>
@@ -1958,11 +1514,92 @@
               <a:graphicData uri="http://schemas.openxmlformats.org/drawingml/2006/picture">
                 <pic:pic xmlns:pic="http://schemas.openxmlformats.org/drawingml/2006/picture">
                   <pic:nvPicPr>
-                    <pic:cNvPr id="22" name="HistorialCommitsGral.PNG"/>
+                    <pic:cNvPr id="4" name="RamaPruebaRB.PNG"/>
                     <pic:cNvPicPr/>
                   </pic:nvPicPr>
                   <pic:blipFill>
-                    <a:blip r:embed="rId8" cstate="print">
+                    <a:blip r:embed="rId6" cstate="print">
+                      <a:extLst>
+                        <a:ext uri="{28A0092B-C50C-407E-A947-70E740481C1C}">
+                          <a14:useLocalDpi xmlns:a14="http://schemas.microsoft.com/office/drawing/2010/main" val="0"/>
+                        </a:ext>
+                      </a:extLst>
+                    </a:blip>
+                    <a:stretch>
+                      <a:fillRect/>
+                    </a:stretch>
+                  </pic:blipFill>
+                  <pic:spPr>
+                    <a:xfrm>
+                      <a:off x="0" y="0"/>
+                      <a:ext cx="5400040" cy="2881630"/>
+                    </a:xfrm>
+                    <a:prstGeom prst="rect">
+                      <a:avLst/>
+                    </a:prstGeom>
+                  </pic:spPr>
+                </pic:pic>
+              </a:graphicData>
+            </a:graphic>
+          </wp:inline>
+        </w:drawing>
+      </w:r>
+    </w:p>
+    <w:p>
+      <w:pPr>
+        <w:rPr>
+          <w:b/>
+        </w:rPr>
+      </w:pPr>
+      <w:r>
+        <w:rPr>
+          <w:b/>
+        </w:rPr>
+        <w:t xml:space="preserve">3. Registro Histórico de </w:t>
+      </w:r>
+      <w:proofErr w:type="spellStart"/>
+      <w:r>
+        <w:rPr>
+          <w:b/>
+        </w:rPr>
+        <w:t>Commits</w:t>
+      </w:r>
+      <w:proofErr w:type="spellEnd"/>
+      <w:r>
+        <w:rPr>
+          <w:b/>
+        </w:rPr>
+        <w:t xml:space="preserve"> Generales</w:t>
+      </w:r>
+    </w:p>
+    <w:p>
+      <w:r>
+        <w:t>Evidencia del código fuente subido y distribuido de forma equitativa por las integrantes del grupo:</w:t>
+      </w:r>
+    </w:p>
+    <w:p>
+      <w:r>
+        <w:rPr>
+          <w:noProof/>
+          <w:lang w:eastAsia="es-ES"/>
+        </w:rPr>
+        <w:drawing>
+          <wp:inline distT="0" distB="0" distL="0" distR="0">
+            <wp:extent cx="5400040" cy="2872105"/>
+            <wp:effectExtent l="0" t="0" r="0" b="4445"/>
+            <wp:docPr id="5" name="Imagen 5"/>
+            <wp:cNvGraphicFramePr>
+              <a:graphicFrameLocks xmlns:a="http://schemas.openxmlformats.org/drawingml/2006/main" noChangeAspect="1"/>
+            </wp:cNvGraphicFramePr>
+            <a:graphic xmlns:a="http://schemas.openxmlformats.org/drawingml/2006/main">
+              <a:graphicData uri="http://schemas.openxmlformats.org/drawingml/2006/picture">
+                <pic:pic xmlns:pic="http://schemas.openxmlformats.org/drawingml/2006/picture">
+                  <pic:nvPicPr>
+                    <pic:cNvPr id="5" name="HistorialCommitsGral.PNG"/>
+                    <pic:cNvPicPr/>
+                  </pic:nvPicPr>
+                  <pic:blipFill>
+                    <a:blip r:embed="rId7" cstate="print">
                       <a:extLst>
                         <a:ext uri="{28A0092B-C50C-407E-A947-70E740481C1C}">
                           <a14:useLocalDpi xmlns:a14="http://schemas.microsoft.com/office/drawing/2010/main" val="0"/>
@@ -1990,75 +1627,79 @@
       </w:r>
     </w:p>
     <w:p>
-      <w:r>
+      <w:pPr>
+        <w:rPr>
+          <w:b/>
+        </w:rPr>
+      </w:pPr>
+    </w:p>
+    <w:p>
+      <w:pPr>
+        <w:rPr>
+          <w:b/>
+        </w:rPr>
+      </w:pPr>
+    </w:p>
+    <w:p>
+      <w:pPr>
+        <w:rPr>
+          <w:b/>
+        </w:rPr>
+      </w:pPr>
+    </w:p>
+    <w:p>
+      <w:pPr>
+        <w:rPr>
+          <w:b/>
+        </w:rPr>
+      </w:pPr>
+    </w:p>
+    <w:p>
+      <w:pPr>
+        <w:rPr>
+          <w:b/>
+        </w:rPr>
+      </w:pPr>
+    </w:p>
+    <w:p>
+      <w:pPr>
+        <w:rPr>
+          <w:b/>
+        </w:rPr>
+      </w:pPr>
+      <w:r>
+        <w:rPr>
+          <w:b/>
+        </w:rPr>
         <w:lastRenderedPageBreak/>
-        <mc:AlternateContent>
-          <mc:Choice Requires="wps">
-            <w:drawing>
-              <wp:inline distT="0" distB="0" distL="0" distR="0">
-                <wp:extent cx="304800" cy="304800"/>
-                <wp:effectExtent l="0" t="0" r="0" b="0"/>
-                <wp:docPr id="15" name="Rectángulo 15" descr="Commits 1"/>
-                <wp:cNvGraphicFramePr>
-                  <a:graphicFrameLocks xmlns:a="http://schemas.openxmlformats.org/drawingml/2006/main" noChangeAspect="1"/>
-                </wp:cNvGraphicFramePr>
-                <a:graphic xmlns:a="http://schemas.openxmlformats.org/drawingml/2006/main">
-                  <a:graphicData uri="http://schemas.microsoft.com/office/word/2010/wordprocessingShape">
-                    <wps:wsp>
-                      <wps:cNvSpPr>
-                        <a:spLocks noChangeAspect="1" noChangeArrowheads="1"/>
-                      </wps:cNvSpPr>
-                      <wps:spPr bwMode="auto">
-                        <a:xfrm>
-                          <a:off x="0" y="0"/>
-                          <a:ext cx="304800" cy="304800"/>
-                        </a:xfrm>
-                        <a:prstGeom prst="rect">
-                          <a:avLst/>
-                        </a:prstGeom>
-                        <a:noFill/>
-                        <a:ln>
-                          <a:noFill/>
-                        </a:ln>
-                        <a:extLst>
-                          <a:ext uri="{909E8E84-426E-40DD-AFC4-6F175D3DCCD1}">
-                            <a14:hiddenFill xmlns:a14="http://schemas.microsoft.com/office/drawing/2010/main">
-                              <a:solidFill>
-                                <a:srgbClr val="FFFFFF"/>
-                              </a:solidFill>
-                            </a14:hiddenFill>
-                          </a:ext>
-                          <a:ext uri="{91240B29-F687-4F45-9708-019B960494DF}">
-                            <a14:hiddenLine xmlns:a14="http://schemas.microsoft.com/office/drawing/2010/main" w="9525">
-                              <a:solidFill>
-                                <a:srgbClr val="000000"/>
-                              </a:solidFill>
-                              <a:miter lim="800000"/>
-                              <a:headEnd/>
-                              <a:tailEnd/>
-                            </a14:hiddenLine>
-                          </a:ext>
-                        </a:extLst>
-                      </wps:spPr>
-                      <wps:bodyPr rot="0" vert="horz" wrap="square" lIns="91440" tIns="45720" rIns="91440" bIns="45720" anchor="t" anchorCtr="0" upright="1">
-                        <a:noAutofit/>
-                      </wps:bodyPr>
-                    </wps:wsp>
-                  </a:graphicData>
-                </a:graphic>
-              </wp:inline>
-            </w:drawing>
-          </mc:Choice>
-          <mc:Fallback>
-            <w:pict>
-              <v:rect w14:anchorId="7D6B1F61" id="Rectángulo 15" o:spid="_x0000_s1026" alt="Commits 1" style="width:24pt;height:24pt;visibility:visible;mso-wrap-style:square;mso-left-percent:-10001;mso-top-percent:-10001;mso-position-horizontal:absolute;mso-position-horizontal-relative:char;mso-position-vertical:absolute;mso-position-vertical-relative:line;mso-left-percent:-10001;mso-top-percent:-10001;v-text-anchor:top" o:gfxdata="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" filled="f" stroked="f">
-                <o:lock v:ext="edit" aspectratio="t"/>
-                <w10:anchorlock/>
-              </v:rect>
-            </w:pict>
-          </mc:Fallback>
-        </mc:AlternateContent>
-      </w:r>
+        <w:t xml:space="preserve">4. </w:t>
+      </w:r>
+      <w:proofErr w:type="spellStart"/>
+      <w:r>
+        <w:rPr>
+          <w:b/>
+        </w:rPr>
+        <w:t>Logs</w:t>
+      </w:r>
+      <w:proofErr w:type="spellEnd"/>
+      <w:r>
+        <w:rPr>
+          <w:b/>
+        </w:rPr>
+        <w:t xml:space="preserve"> e Historial de la Terminal</w:t>
+      </w:r>
+    </w:p>
+    <w:p>
+      <w:r>
+        <w:t>Capturas de consola que certifican la trazabilidad técnica del proyecto:</w:t>
+      </w:r>
+    </w:p>
+    <w:p>
+      <w:pPr>
+        <w:rPr>
+          <w:lang w:val="en-US"/>
+        </w:rPr>
+      </w:pPr>
       <w:r>
         <w:rPr>
           <w:noProof/>
@@ -2068,7 +1709,7 @@
           <wp:inline distT="0" distB="0" distL="0" distR="0">
             <wp:extent cx="5400040" cy="2886075"/>
             <wp:effectExtent l="0" t="0" r="0" b="9525"/>
-            <wp:docPr id="23" name="Imagen 23"/>
+            <wp:docPr id="6" name="Imagen 6"/>
             <wp:cNvGraphicFramePr>
               <a:graphicFrameLocks xmlns:a="http://schemas.openxmlformats.org/drawingml/2006/main" noChangeAspect="1"/>
             </wp:cNvGraphicFramePr>
@@ -2076,11 +1717,11 @@
               <a:graphicData uri="http://schemas.openxmlformats.org/drawingml/2006/picture">
                 <pic:pic xmlns:pic="http://schemas.openxmlformats.org/drawingml/2006/picture">
                   <pic:nvPicPr>
-                    <pic:cNvPr id="23" name="CommitsJMM_1.PNG"/>
+                    <pic:cNvPr id="6" name="CommitsJMM_1.PNG"/>
                     <pic:cNvPicPr/>
                   </pic:nvPicPr>
                   <pic:blipFill>
-                    <a:blip r:embed="rId9" cstate="print">
+                    <a:blip r:embed="rId8" cstate="print">
                       <a:extLst>
                         <a:ext uri="{28A0092B-C50C-407E-A947-70E740481C1C}">
                           <a14:useLocalDpi xmlns:a14="http://schemas.microsoft.com/office/drawing/2010/main" val="0"/>
@@ -2108,6 +1749,11 @@
       </w:r>
     </w:p>
     <w:p>
+      <w:pPr>
+        <w:rPr>
+          <w:lang w:val="en-US"/>
+        </w:rPr>
+      </w:pPr>
       <w:r>
         <w:rPr>
           <w:noProof/>
@@ -2117,7 +1763,7 @@
           <wp:inline distT="0" distB="0" distL="0" distR="0">
             <wp:extent cx="5400040" cy="2874010"/>
             <wp:effectExtent l="0" t="0" r="0" b="2540"/>
-            <wp:docPr id="24" name="Imagen 24"/>
+            <wp:docPr id="7" name="Imagen 7"/>
             <wp:cNvGraphicFramePr>
               <a:graphicFrameLocks xmlns:a="http://schemas.openxmlformats.org/drawingml/2006/main" noChangeAspect="1"/>
             </wp:cNvGraphicFramePr>
@@ -2125,11 +1771,11 @@
               <a:graphicData uri="http://schemas.openxmlformats.org/drawingml/2006/picture">
                 <pic:pic xmlns:pic="http://schemas.openxmlformats.org/drawingml/2006/picture">
                   <pic:nvPicPr>
-                    <pic:cNvPr id="24" name="CommitsJMM_2.PNG"/>
+                    <pic:cNvPr id="7" name="CommitsJMM_2.PNG"/>
                     <pic:cNvPicPr/>
                   </pic:nvPicPr>
                   <pic:blipFill>
-                    <a:blip r:embed="rId10" cstate="print">
+                    <a:blip r:embed="rId9" cstate="print">
                       <a:extLst>
                         <a:ext uri="{28A0092B-C50C-407E-A947-70E740481C1C}">
                           <a14:useLocalDpi xmlns:a14="http://schemas.microsoft.com/office/drawing/2010/main" val="0"/>
@@ -2158,211 +1804,67 @@
     </w:p>
     <w:p>
       <w:r>
-        <mc:AlternateContent>
-          <mc:Choice Requires="wps">
-            <w:drawing>
-              <wp:inline distT="0" distB="0" distL="0" distR="0">
-                <wp:extent cx="304800" cy="304800"/>
-                <wp:effectExtent l="0" t="0" r="0" b="0"/>
-                <wp:docPr id="14" name="Rectángulo 14" descr="Commits 2"/>
-                <wp:cNvGraphicFramePr>
-                  <a:graphicFrameLocks xmlns:a="http://schemas.openxmlformats.org/drawingml/2006/main" noChangeAspect="1"/>
-                </wp:cNvGraphicFramePr>
-                <a:graphic xmlns:a="http://schemas.openxmlformats.org/drawingml/2006/main">
-                  <a:graphicData uri="http://schemas.microsoft.com/office/word/2010/wordprocessingShape">
-                    <wps:wsp>
-                      <wps:cNvSpPr>
-                        <a:spLocks noChangeAspect="1" noChangeArrowheads="1"/>
-                      </wps:cNvSpPr>
-                      <wps:spPr bwMode="auto">
-                        <a:xfrm>
-                          <a:off x="0" y="0"/>
-                          <a:ext cx="304800" cy="304800"/>
-                        </a:xfrm>
-                        <a:prstGeom prst="rect">
-                          <a:avLst/>
-                        </a:prstGeom>
-                        <a:noFill/>
-                        <a:ln>
-                          <a:noFill/>
-                        </a:ln>
-                        <a:extLst>
-                          <a:ext uri="{909E8E84-426E-40DD-AFC4-6F175D3DCCD1}">
-                            <a14:hiddenFill xmlns:a14="http://schemas.microsoft.com/office/drawing/2010/main">
-                              <a:solidFill>
-                                <a:srgbClr val="FFFFFF"/>
-                              </a:solidFill>
-                            </a14:hiddenFill>
-                          </a:ext>
-                          <a:ext uri="{91240B29-F687-4F45-9708-019B960494DF}">
-                            <a14:hiddenLine xmlns:a14="http://schemas.microsoft.com/office/drawing/2010/main" w="9525">
-                              <a:solidFill>
-                                <a:srgbClr val="000000"/>
-                              </a:solidFill>
-                              <a:miter lim="800000"/>
-                              <a:headEnd/>
-                              <a:tailEnd/>
-                            </a14:hiddenLine>
-                          </a:ext>
-                        </a:extLst>
-                      </wps:spPr>
-                      <wps:bodyPr rot="0" vert="horz" wrap="square" lIns="91440" tIns="45720" rIns="91440" bIns="45720" anchor="t" anchorCtr="0" upright="1">
-                        <a:noAutofit/>
-                      </wps:bodyPr>
-                    </wps:wsp>
-                  </a:graphicData>
-                </a:graphic>
-              </wp:inline>
-            </w:drawing>
-          </mc:Choice>
-          <mc:Fallback>
-            <w:pict>
-              <v:rect w14:anchorId="6318666F" id="Rectángulo 14" o:spid="_x0000_s1026" alt="Commits 2" style="width:24pt;height:24pt;visibility:visible;mso-wrap-style:square;mso-left-percent:-10001;mso-top-percent:-10001;mso-position-horizontal:absolute;mso-position-horizontal-relative:char;mso-position-vertical:absolute;mso-position-vertical-relative:line;mso-left-percent:-10001;mso-top-percent:-10001;v-text-anchor:top" o:gfxdata="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" filled="f" stroked="f">
-                <o:lock v:ext="edit" aspectratio="t"/>
-                <w10:anchorlock/>
-              </v:rect>
-            </w:pict>
-          </mc:Fallback>
-        </mc:AlternateContent>
-      </w:r>
-      <w:r>
-        <mc:AlternateContent>
-          <mc:Choice Requires="wps">
-            <w:drawing>
-              <wp:inline distT="0" distB="0" distL="0" distR="0">
-                <wp:extent cx="304800" cy="304800"/>
-                <wp:effectExtent l="0" t="0" r="0" b="0"/>
-                <wp:docPr id="13" name="Rectángulo 13" descr="Commits 2"/>
-                <wp:cNvGraphicFramePr>
-                  <a:graphicFrameLocks xmlns:a="http://schemas.openxmlformats.org/drawingml/2006/main" noChangeAspect="1"/>
-                </wp:cNvGraphicFramePr>
-                <a:graphic xmlns:a="http://schemas.openxmlformats.org/drawingml/2006/main">
-                  <a:graphicData uri="http://schemas.microsoft.com/office/word/2010/wordprocessingShape">
-                    <wps:wsp>
-                      <wps:cNvSpPr>
-                        <a:spLocks noChangeAspect="1" noChangeArrowheads="1"/>
-                      </wps:cNvSpPr>
-                      <wps:spPr bwMode="auto">
-                        <a:xfrm>
-                          <a:off x="0" y="0"/>
-                          <a:ext cx="304800" cy="304800"/>
-                        </a:xfrm>
-                        <a:prstGeom prst="rect">
-                          <a:avLst/>
-                        </a:prstGeom>
-                        <a:noFill/>
-                        <a:ln>
-                          <a:noFill/>
-                        </a:ln>
-                        <a:extLst>
-                          <a:ext uri="{909E8E84-426E-40DD-AFC4-6F175D3DCCD1}">
-                            <a14:hiddenFill xmlns:a14="http://schemas.microsoft.com/office/drawing/2010/main">
-                              <a:solidFill>
-                                <a:srgbClr val="FFFFFF"/>
-                              </a:solidFill>
-                            </a14:hiddenFill>
-                          </a:ext>
-                          <a:ext uri="{91240B29-F687-4F45-9708-019B960494DF}">
-                            <a14:hiddenLine xmlns:a14="http://schemas.microsoft.com/office/drawing/2010/main" w="9525">
-                              <a:solidFill>
-                                <a:srgbClr val="000000"/>
-                              </a:solidFill>
-                              <a:miter lim="800000"/>
-                              <a:headEnd/>
-                              <a:tailEnd/>
-                            </a14:hiddenLine>
-                          </a:ext>
-                        </a:extLst>
-                      </wps:spPr>
-                      <wps:bodyPr rot="0" vert="horz" wrap="square" lIns="91440" tIns="45720" rIns="91440" bIns="45720" anchor="t" anchorCtr="0" upright="1">
-                        <a:noAutofit/>
-                      </wps:bodyPr>
-                    </wps:wsp>
-                  </a:graphicData>
-                </a:graphic>
-              </wp:inline>
-            </w:drawing>
-          </mc:Choice>
-          <mc:Fallback>
-            <w:pict>
-              <v:rect w14:anchorId="0974937B" id="Rectángulo 13" o:spid="_x0000_s1026" alt="Commits 2" style="width:24pt;height:24pt;visibility:visible;mso-wrap-style:square;mso-left-percent:-10001;mso-top-percent:-10001;mso-position-horizontal:absolute;mso-position-horizontal-relative:char;mso-position-vertical:absolute;mso-position-vertical-relative:line;mso-left-percent:-10001;mso-top-percent:-10001;v-text-anchor:top" o:gfxdata="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" filled="f" stroked="f">
-                <o:lock v:ext="edit" aspectratio="t"/>
-                <w10:anchorlock/>
-              </v:rect>
-            </w:pict>
-          </mc:Fallback>
-        </mc:AlternateContent>
-      </w:r>
-    </w:p>
-    <w:p>
-      <w:pPr>
-        <w:rPr>
-          <w:b/>
-          <w:bCs/>
-        </w:rPr>
-      </w:pPr>
-      <w:r>
         <w:rPr>
           <w:rFonts w:ascii="Segoe UI Symbol" w:hAnsi="Segoe UI Symbol" w:cs="Segoe UI Symbol"/>
-          <w:b/>
-          <w:bCs/>
         </w:rPr>
         <w:t>🎓</w:t>
       </w:r>
       <w:r>
-        <w:rPr>
-          <w:b/>
-          <w:bCs/>
-        </w:rPr>
         <w:t xml:space="preserve"> Conclusión</w:t>
       </w:r>
     </w:p>
     <w:p>
       <w:r>
-        <w:t xml:space="preserve">La experiencia permitió aplicar conceptos de la metodología </w:t>
-      </w:r>
-      <w:proofErr w:type="spellStart"/>
-      <w:r>
+        <w:t xml:space="preserve">Esta experiencia académica nos permitió vivir la esencia real del </w:t>
+      </w:r>
+      <w:proofErr w:type="spellStart"/>
+      <w:r>
+        <w:t>agilismo</w:t>
+      </w:r>
+      <w:proofErr w:type="spellEnd"/>
+      <w:r>
+        <w:t xml:space="preserve">: </w:t>
+      </w:r>
+      <w:proofErr w:type="spellStart"/>
+      <w:r>
+        <w:rPr>
+          <w:b/>
+          <w:i/>
+        </w:rPr>
         <w:t>Scrum</w:t>
       </w:r>
       <w:proofErr w:type="spellEnd"/>
       <w:r>
-        <w:t xml:space="preserve"> en un entorno académico, favoreciendo la organización, la comunicación y el trabajo colaborativo.</w:t>
-      </w:r>
-    </w:p>
-    <w:p>
-      <w:r>
-        <w:t>A pesar de los cambios en la composición original del equipo, fue posible reorganizar responsabilidades y continuar avanzando hacia los objetivos planteados.</w:t>
-      </w:r>
-    </w:p>
-    <w:p>
-      <w:r>
-        <w:t xml:space="preserve">El uso de herramientas como </w:t>
-      </w:r>
-      <w:proofErr w:type="spellStart"/>
-      <w:r>
-        <w:t>Git</w:t>
-      </w:r>
-      <w:proofErr w:type="spellEnd"/>
-      <w:r>
-        <w:t xml:space="preserve"> y GitHub resultó fundamental para coordinar tareas, registrar avances y mantener un historial del trabajo realizado durante el cuatrimestre.</w:t>
-      </w:r>
-    </w:p>
-    <w:p>
-      <w:r>
-        <w:lastRenderedPageBreak/>
-        <w:t xml:space="preserve">Finalmente, la experiencia permitió comprender la importancia de la planificación, la adaptación al cambio y la colaboración continua, principios fundamentales de la metodología </w:t>
-      </w:r>
-      <w:proofErr w:type="spellStart"/>
-      <w:r>
-        <w:t>Scrum</w:t>
-      </w:r>
-      <w:proofErr w:type="spellEnd"/>
-      <w:r>
-        <w:t>.</w:t>
-      </w:r>
-    </w:p>
-    <w:p/>
+        <w:t xml:space="preserve"> no es un marco rígido, es una herramienta para abrazar el cambio</w:t>
+      </w:r>
+      <w:r>
+        <w:t xml:space="preserve">. </w:t>
+      </w:r>
+      <w:r>
+        <w:t xml:space="preserve">A pesar de haber perdido a la mitad del equipo original durante el cuatrimestre, la reestructuración interna, la disciplina en el control de versiones y el uso del tablero </w:t>
+      </w:r>
+      <w:proofErr w:type="spellStart"/>
+      <w:r>
+        <w:t>Kanban</w:t>
+      </w:r>
+      <w:proofErr w:type="spellEnd"/>
+      <w:r>
+        <w:t xml:space="preserve"> nativo de GitHub nos permitieron suplir las bajas con organización. Logramos consolidarnos como un equipo </w:t>
+      </w:r>
+      <w:proofErr w:type="spellStart"/>
+      <w:r>
+        <w:t>resiliente</w:t>
+      </w:r>
+      <w:proofErr w:type="spellEnd"/>
+      <w:r>
+        <w:t>, coordinado y técnicamente eficiente, alcanzando los objetivos del tercer cuatrimestre en tiempo y for</w:t>
+      </w:r>
+      <w:bookmarkStart w:id="0" w:name="_GoBack"/>
+      <w:bookmarkEnd w:id="0"/>
+      <w:r>
+        <w:t>ma.</w:t>
+      </w:r>
+    </w:p>
     <w:sectPr>
       <w:pgSz w:w="11906" w:h="16838"/>
       <w:pgMar w:top="1417" w:right="1701" w:bottom="1417" w:left="1701" w:header="708" w:footer="708" w:gutter="0"/>
@@ -2525,6 +2027,118 @@
     </w:lvl>
   </w:abstractNum>
   <w:abstractNum w:abstractNumId="1" w15:restartNumberingAfterBreak="0">
+    <w:nsid w:val="39DE44DC"/>
+    <w:multiLevelType w:val="hybridMultilevel"/>
+    <w:tmpl w:val="D3BED7EA"/>
+    <w:lvl w:ilvl="0" w:tplc="243C6EAA">
+      <w:numFmt w:val="bullet"/>
+      <w:lvlText w:val=""/>
+      <w:lvlJc w:val="left"/>
+      <w:pPr>
+        <w:ind w:left="720" w:hanging="360"/>
+      </w:pPr>
+      <w:rPr>
+        <w:rFonts w:ascii="Symbol" w:eastAsiaTheme="minorHAnsi" w:hAnsi="Symbol" w:cstheme="minorBidi" w:hint="default"/>
+      </w:rPr>
+    </w:lvl>
+    <w:lvl w:ilvl="1" w:tplc="0C0A0003" w:tentative="1">
+      <w:start w:val="1"/>
+      <w:numFmt w:val="bullet"/>
+      <w:lvlText w:val="o"/>
+      <w:lvlJc w:val="left"/>
+      <w:pPr>
+        <w:ind w:left="1440" w:hanging="360"/>
+      </w:pPr>
+      <w:rPr>
+        <w:rFonts w:ascii="Courier New" w:hAnsi="Courier New" w:cs="Courier New" w:hint="default"/>
+      </w:rPr>
+    </w:lvl>
+    <w:lvl w:ilvl="2" w:tplc="0C0A0005" w:tentative="1">
+      <w:start w:val="1"/>
+      <w:numFmt w:val="bullet"/>
+      <w:lvlText w:val=""/>
+      <w:lvlJc w:val="left"/>
+      <w:pPr>
+        <w:ind w:left="2160" w:hanging="360"/>
+      </w:pPr>
+      <w:rPr>
+        <w:rFonts w:ascii="Wingdings" w:hAnsi="Wingdings" w:hint="default"/>
+      </w:rPr>
+    </w:lvl>
+    <w:lvl w:ilvl="3" w:tplc="0C0A0001" w:tentative="1">
+      <w:start w:val="1"/>
+      <w:numFmt w:val="bullet"/>
+      <w:lvlText w:val=""/>
+      <w:lvlJc w:val="left"/>
+      <w:pPr>
+        <w:ind w:left="2880" w:hanging="360"/>
+      </w:pPr>
+      <w:rPr>
+        <w:rFonts w:ascii="Symbol" w:hAnsi="Symbol" w:hint="default"/>
+      </w:rPr>
+    </w:lvl>
+    <w:lvl w:ilvl="4" w:tplc="0C0A0003" w:tentative="1">
+      <w:start w:val="1"/>
+      <w:numFmt w:val="bullet"/>
+      <w:lvlText w:val="o"/>
+      <w:lvlJc w:val="left"/>
+      <w:pPr>
+        <w:ind w:left="3600" w:hanging="360"/>
+      </w:pPr>
+      <w:rPr>
+        <w:rFonts w:ascii="Courier New" w:hAnsi="Courier New" w:cs="Courier New" w:hint="default"/>
+      </w:rPr>
+    </w:lvl>
+    <w:lvl w:ilvl="5" w:tplc="0C0A0005" w:tentative="1">
+      <w:start w:val="1"/>
+      <w:numFmt w:val="bullet"/>
+      <w:lvlText w:val=""/>
+      <w:lvlJc w:val="left"/>
+      <w:pPr>
+        <w:ind w:left="4320" w:hanging="360"/>
+      </w:pPr>
+      <w:rPr>
+        <w:rFonts w:ascii="Wingdings" w:hAnsi="Wingdings" w:hint="default"/>
+      </w:rPr>
+    </w:lvl>
+    <w:lvl w:ilvl="6" w:tplc="0C0A0001" w:tentative="1">
+      <w:start w:val="1"/>
+      <w:numFmt w:val="bullet"/>
+      <w:lvlText w:val=""/>
+      <w:lvlJc w:val="left"/>
+      <w:pPr>
+        <w:ind w:left="5040" w:hanging="360"/>
+      </w:pPr>
+      <w:rPr>
+        <w:rFonts w:ascii="Symbol" w:hAnsi="Symbol" w:hint="default"/>
+      </w:rPr>
+    </w:lvl>
+    <w:lvl w:ilvl="7" w:tplc="0C0A0003" w:tentative="1">
+      <w:start w:val="1"/>
+      <w:numFmt w:val="bullet"/>
+      <w:lvlText w:val="o"/>
+      <w:lvlJc w:val="left"/>
+      <w:pPr>
+        <w:ind w:left="5760" w:hanging="360"/>
+      </w:pPr>
+      <w:rPr>
+        <w:rFonts w:ascii="Courier New" w:hAnsi="Courier New" w:cs="Courier New" w:hint="default"/>
+      </w:rPr>
+    </w:lvl>
+    <w:lvl w:ilvl="8" w:tplc="0C0A0005" w:tentative="1">
+      <w:start w:val="1"/>
+      <w:numFmt w:val="bullet"/>
+      <w:lvlText w:val=""/>
+      <w:lvlJc w:val="left"/>
+      <w:pPr>
+        <w:ind w:left="6480" w:hanging="360"/>
+      </w:pPr>
+      <w:rPr>
+        <w:rFonts w:ascii="Wingdings" w:hAnsi="Wingdings" w:hint="default"/>
+      </w:rPr>
+    </w:lvl>
+  </w:abstractNum>
+  <w:abstractNum w:abstractNumId="2" w15:restartNumberingAfterBreak="0">
     <w:nsid w:val="3B5726D2"/>
     <w:multiLevelType w:val="multilevel"/>
     <w:tmpl w:val="05968E98"/>
@@ -2673,7 +2287,7 @@
       </w:rPr>
     </w:lvl>
   </w:abstractNum>
-  <w:abstractNum w:abstractNumId="2" w15:restartNumberingAfterBreak="0">
+  <w:abstractNum w:abstractNumId="3" w15:restartNumberingAfterBreak="0">
     <w:nsid w:val="3CC04F3B"/>
     <w:multiLevelType w:val="multilevel"/>
     <w:tmpl w:val="BF686DD8"/>
@@ -2822,7 +2436,7 @@
       </w:rPr>
     </w:lvl>
   </w:abstractNum>
-  <w:abstractNum w:abstractNumId="3" w15:restartNumberingAfterBreak="0">
+  <w:abstractNum w:abstractNumId="4" w15:restartNumberingAfterBreak="0">
     <w:nsid w:val="417579C1"/>
     <w:multiLevelType w:val="multilevel"/>
     <w:tmpl w:val="54B402EC"/>
@@ -2971,7 +2585,119 @@
       </w:rPr>
     </w:lvl>
   </w:abstractNum>
-  <w:abstractNum w:abstractNumId="4" w15:restartNumberingAfterBreak="0">
+  <w:abstractNum w:abstractNumId="5" w15:restartNumberingAfterBreak="0">
+    <w:nsid w:val="47E852D1"/>
+    <w:multiLevelType w:val="hybridMultilevel"/>
+    <w:tmpl w:val="AF88979A"/>
+    <w:lvl w:ilvl="0" w:tplc="243C6EAA">
+      <w:numFmt w:val="bullet"/>
+      <w:lvlText w:val=""/>
+      <w:lvlJc w:val="left"/>
+      <w:pPr>
+        <w:ind w:left="720" w:hanging="360"/>
+      </w:pPr>
+      <w:rPr>
+        <w:rFonts w:ascii="Symbol" w:eastAsiaTheme="minorHAnsi" w:hAnsi="Symbol" w:cstheme="minorBidi" w:hint="default"/>
+      </w:rPr>
+    </w:lvl>
+    <w:lvl w:ilvl="1" w:tplc="0C0A0003" w:tentative="1">
+      <w:start w:val="1"/>
+      <w:numFmt w:val="bullet"/>
+      <w:lvlText w:val="o"/>
+      <w:lvlJc w:val="left"/>
+      <w:pPr>
+        <w:ind w:left="1440" w:hanging="360"/>
+      </w:pPr>
+      <w:rPr>
+        <w:rFonts w:ascii="Courier New" w:hAnsi="Courier New" w:cs="Courier New" w:hint="default"/>
+      </w:rPr>
+    </w:lvl>
+    <w:lvl w:ilvl="2" w:tplc="0C0A0005" w:tentative="1">
+      <w:start w:val="1"/>
+      <w:numFmt w:val="bullet"/>
+      <w:lvlText w:val=""/>
+      <w:lvlJc w:val="left"/>
+      <w:pPr>
+        <w:ind w:left="2160" w:hanging="360"/>
+      </w:pPr>
+      <w:rPr>
+        <w:rFonts w:ascii="Wingdings" w:hAnsi="Wingdings" w:hint="default"/>
+      </w:rPr>
+    </w:lvl>
+    <w:lvl w:ilvl="3" w:tplc="0C0A0001" w:tentative="1">
+      <w:start w:val="1"/>
+      <w:numFmt w:val="bullet"/>
+      <w:lvlText w:val=""/>
+      <w:lvlJc w:val="left"/>
+      <w:pPr>
+        <w:ind w:left="2880" w:hanging="360"/>
+      </w:pPr>
+      <w:rPr>
+        <w:rFonts w:ascii="Symbol" w:hAnsi="Symbol" w:hint="default"/>
+      </w:rPr>
+    </w:lvl>
+    <w:lvl w:ilvl="4" w:tplc="0C0A0003" w:tentative="1">
+      <w:start w:val="1"/>
+      <w:numFmt w:val="bullet"/>
+      <w:lvlText w:val="o"/>
+      <w:lvlJc w:val="left"/>
+      <w:pPr>
+        <w:ind w:left="3600" w:hanging="360"/>
+      </w:pPr>
+      <w:rPr>
+        <w:rFonts w:ascii="Courier New" w:hAnsi="Courier New" w:cs="Courier New" w:hint="default"/>
+      </w:rPr>
+    </w:lvl>
+    <w:lvl w:ilvl="5" w:tplc="0C0A0005" w:tentative="1">
+      <w:start w:val="1"/>
+      <w:numFmt w:val="bullet"/>
+      <w:lvlText w:val=""/>
+      <w:lvlJc w:val="left"/>
+      <w:pPr>
+        <w:ind w:left="4320" w:hanging="360"/>
+      </w:pPr>
+      <w:rPr>
+        <w:rFonts w:ascii="Wingdings" w:hAnsi="Wingdings" w:hint="default"/>
+      </w:rPr>
+    </w:lvl>
+    <w:lvl w:ilvl="6" w:tplc="0C0A0001" w:tentative="1">
+      <w:start w:val="1"/>
+      <w:numFmt w:val="bullet"/>
+      <w:lvlText w:val=""/>
+      <w:lvlJc w:val="left"/>
+      <w:pPr>
+        <w:ind w:left="5040" w:hanging="360"/>
+      </w:pPr>
+      <w:rPr>
+        <w:rFonts w:ascii="Symbol" w:hAnsi="Symbol" w:hint="default"/>
+      </w:rPr>
+    </w:lvl>
+    <w:lvl w:ilvl="7" w:tplc="0C0A0003" w:tentative="1">
+      <w:start w:val="1"/>
+      <w:numFmt w:val="bullet"/>
+      <w:lvlText w:val="o"/>
+      <w:lvlJc w:val="left"/>
+      <w:pPr>
+        <w:ind w:left="5760" w:hanging="360"/>
+      </w:pPr>
+      <w:rPr>
+        <w:rFonts w:ascii="Courier New" w:hAnsi="Courier New" w:cs="Courier New" w:hint="default"/>
+      </w:rPr>
+    </w:lvl>
+    <w:lvl w:ilvl="8" w:tplc="0C0A0005" w:tentative="1">
+      <w:start w:val="1"/>
+      <w:numFmt w:val="bullet"/>
+      <w:lvlText w:val=""/>
+      <w:lvlJc w:val="left"/>
+      <w:pPr>
+        <w:ind w:left="6480" w:hanging="360"/>
+      </w:pPr>
+      <w:rPr>
+        <w:rFonts w:ascii="Wingdings" w:hAnsi="Wingdings" w:hint="default"/>
+      </w:rPr>
+    </w:lvl>
+  </w:abstractNum>
+  <w:abstractNum w:abstractNumId="6" w15:restartNumberingAfterBreak="0">
     <w:nsid w:val="4A142303"/>
     <w:multiLevelType w:val="multilevel"/>
     <w:tmpl w:val="D356342A"/>
@@ -3120,7 +2846,7 @@
       </w:rPr>
     </w:lvl>
   </w:abstractNum>
-  <w:abstractNum w:abstractNumId="5" w15:restartNumberingAfterBreak="0">
+  <w:abstractNum w:abstractNumId="7" w15:restartNumberingAfterBreak="0">
     <w:nsid w:val="59E20035"/>
     <w:multiLevelType w:val="multilevel"/>
     <w:tmpl w:val="56AC65C0"/>
@@ -3269,7 +2995,7 @@
       </w:rPr>
     </w:lvl>
   </w:abstractNum>
-  <w:abstractNum w:abstractNumId="6" w15:restartNumberingAfterBreak="0">
+  <w:abstractNum w:abstractNumId="8" w15:restartNumberingAfterBreak="0">
     <w:nsid w:val="5CE15EC4"/>
     <w:multiLevelType w:val="multilevel"/>
     <w:tmpl w:val="8362BEBC"/>
@@ -3418,7 +3144,120 @@
       </w:rPr>
     </w:lvl>
   </w:abstractNum>
-  <w:abstractNum w:abstractNumId="7" w15:restartNumberingAfterBreak="0">
+  <w:abstractNum w:abstractNumId="9" w15:restartNumberingAfterBreak="0">
+    <w:nsid w:val="6A3C3ABA"/>
+    <w:multiLevelType w:val="hybridMultilevel"/>
+    <w:tmpl w:val="67EE8E4C"/>
+    <w:lvl w:ilvl="0" w:tplc="0C0A0001">
+      <w:start w:val="1"/>
+      <w:numFmt w:val="bullet"/>
+      <w:lvlText w:val=""/>
+      <w:lvlJc w:val="left"/>
+      <w:pPr>
+        <w:ind w:left="720" w:hanging="360"/>
+      </w:pPr>
+      <w:rPr>
+        <w:rFonts w:ascii="Symbol" w:hAnsi="Symbol" w:hint="default"/>
+      </w:rPr>
+    </w:lvl>
+    <w:lvl w:ilvl="1" w:tplc="0C0A0003" w:tentative="1">
+      <w:start w:val="1"/>
+      <w:numFmt w:val="bullet"/>
+      <w:lvlText w:val="o"/>
+      <w:lvlJc w:val="left"/>
+      <w:pPr>
+        <w:ind w:left="1440" w:hanging="360"/>
+      </w:pPr>
+      <w:rPr>
+        <w:rFonts w:ascii="Courier New" w:hAnsi="Courier New" w:cs="Courier New" w:hint="default"/>
+      </w:rPr>
+    </w:lvl>
+    <w:lvl w:ilvl="2" w:tplc="0C0A0005" w:tentative="1">
+      <w:start w:val="1"/>
+      <w:numFmt w:val="bullet"/>
+      <w:lvlText w:val=""/>
+      <w:lvlJc w:val="left"/>
+      <w:pPr>
+        <w:ind w:left="2160" w:hanging="360"/>
+      </w:pPr>
+      <w:rPr>
+        <w:rFonts w:ascii="Wingdings" w:hAnsi="Wingdings" w:hint="default"/>
+      </w:rPr>
+    </w:lvl>
+    <w:lvl w:ilvl="3" w:tplc="0C0A0001" w:tentative="1">
+      <w:start w:val="1"/>
+      <w:numFmt w:val="bullet"/>
+      <w:lvlText w:val=""/>
+      <w:lvlJc w:val="left"/>
+      <w:pPr>
+        <w:ind w:left="2880" w:hanging="360"/>
+      </w:pPr>
+      <w:rPr>
+        <w:rFonts w:ascii="Symbol" w:hAnsi="Symbol" w:hint="default"/>
+      </w:rPr>
+    </w:lvl>
+    <w:lvl w:ilvl="4" w:tplc="0C0A0003" w:tentative="1">
+      <w:start w:val="1"/>
+      <w:numFmt w:val="bullet"/>
+      <w:lvlText w:val="o"/>
+      <w:lvlJc w:val="left"/>
+      <w:pPr>
+        <w:ind w:left="3600" w:hanging="360"/>
+      </w:pPr>
+      <w:rPr>
+        <w:rFonts w:ascii="Courier New" w:hAnsi="Courier New" w:cs="Courier New" w:hint="default"/>
+      </w:rPr>
+    </w:lvl>
+    <w:lvl w:ilvl="5" w:tplc="0C0A0005" w:tentative="1">
+      <w:start w:val="1"/>
+      <w:numFmt w:val="bullet"/>
+      <w:lvlText w:val=""/>
+      <w:lvlJc w:val="left"/>
+      <w:pPr>
+        <w:ind w:left="4320" w:hanging="360"/>
+      </w:pPr>
+      <w:rPr>
+        <w:rFonts w:ascii="Wingdings" w:hAnsi="Wingdings" w:hint="default"/>
+      </w:rPr>
+    </w:lvl>
+    <w:lvl w:ilvl="6" w:tplc="0C0A0001" w:tentative="1">
+      <w:start w:val="1"/>
+      <w:numFmt w:val="bullet"/>
+      <w:lvlText w:val=""/>
+      <w:lvlJc w:val="left"/>
+      <w:pPr>
+        <w:ind w:left="5040" w:hanging="360"/>
+      </w:pPr>
+      <w:rPr>
+        <w:rFonts w:ascii="Symbol" w:hAnsi="Symbol" w:hint="default"/>
+      </w:rPr>
+    </w:lvl>
+    <w:lvl w:ilvl="7" w:tplc="0C0A0003" w:tentative="1">
+      <w:start w:val="1"/>
+      <w:numFmt w:val="bullet"/>
+      <w:lvlText w:val="o"/>
+      <w:lvlJc w:val="left"/>
+      <w:pPr>
+        <w:ind w:left="5760" w:hanging="360"/>
+      </w:pPr>
+      <w:rPr>
+        <w:rFonts w:ascii="Courier New" w:hAnsi="Courier New" w:cs="Courier New" w:hint="default"/>
+      </w:rPr>
+    </w:lvl>
+    <w:lvl w:ilvl="8" w:tplc="0C0A0005" w:tentative="1">
+      <w:start w:val="1"/>
+      <w:numFmt w:val="bullet"/>
+      <w:lvlText w:val=""/>
+      <w:lvlJc w:val="left"/>
+      <w:pPr>
+        <w:ind w:left="6480" w:hanging="360"/>
+      </w:pPr>
+      <w:rPr>
+        <w:rFonts w:ascii="Wingdings" w:hAnsi="Wingdings" w:hint="default"/>
+      </w:rPr>
+    </w:lvl>
+  </w:abstractNum>
+  <w:abstractNum w:abstractNumId="10" w15:restartNumberingAfterBreak="0">
     <w:nsid w:val="75A21AA5"/>
     <w:multiLevelType w:val="multilevel"/>
     <w:tmpl w:val="C10A0D26"/>
@@ -3567,29 +3406,153 @@
       </w:rPr>
     </w:lvl>
   </w:abstractNum>
+  <w:abstractNum w:abstractNumId="11" w15:restartNumberingAfterBreak="0">
+    <w:nsid w:val="77EC5C67"/>
+    <w:multiLevelType w:val="hybridMultilevel"/>
+    <w:tmpl w:val="583C8354"/>
+    <w:lvl w:ilvl="0" w:tplc="243C6EAA">
+      <w:numFmt w:val="bullet"/>
+      <w:lvlText w:val=""/>
+      <w:lvlJc w:val="left"/>
+      <w:pPr>
+        <w:ind w:left="720" w:hanging="360"/>
+      </w:pPr>
+      <w:rPr>
+        <w:rFonts w:ascii="Symbol" w:eastAsiaTheme="minorHAnsi" w:hAnsi="Symbol" w:cstheme="minorBidi" w:hint="default"/>
+      </w:rPr>
+    </w:lvl>
+    <w:lvl w:ilvl="1" w:tplc="0C0A0003" w:tentative="1">
+      <w:start w:val="1"/>
+      <w:numFmt w:val="bullet"/>
+      <w:lvlText w:val="o"/>
+      <w:lvlJc w:val="left"/>
+      <w:pPr>
+        <w:ind w:left="1440" w:hanging="360"/>
+      </w:pPr>
+      <w:rPr>
+        <w:rFonts w:ascii="Courier New" w:hAnsi="Courier New" w:cs="Courier New" w:hint="default"/>
+      </w:rPr>
+    </w:lvl>
+    <w:lvl w:ilvl="2" w:tplc="0C0A0005" w:tentative="1">
+      <w:start w:val="1"/>
+      <w:numFmt w:val="bullet"/>
+      <w:lvlText w:val=""/>
+      <w:lvlJc w:val="left"/>
+      <w:pPr>
+        <w:ind w:left="2160" w:hanging="360"/>
+      </w:pPr>
+      <w:rPr>
+        <w:rFonts w:ascii="Wingdings" w:hAnsi="Wingdings" w:hint="default"/>
+      </w:rPr>
+    </w:lvl>
+    <w:lvl w:ilvl="3" w:tplc="0C0A0001" w:tentative="1">
+      <w:start w:val="1"/>
+      <w:numFmt w:val="bullet"/>
+      <w:lvlText w:val=""/>
+      <w:lvlJc w:val="left"/>
+      <w:pPr>
+        <w:ind w:left="2880" w:hanging="360"/>
+      </w:pPr>
+      <w:rPr>
+        <w:rFonts w:ascii="Symbol" w:hAnsi="Symbol" w:hint="default"/>
+      </w:rPr>
+    </w:lvl>
+    <w:lvl w:ilvl="4" w:tplc="0C0A0003" w:tentative="1">
+      <w:start w:val="1"/>
+      <w:numFmt w:val="bullet"/>
+      <w:lvlText w:val="o"/>
+      <w:lvlJc w:val="left"/>
+      <w:pPr>
+        <w:ind w:left="3600" w:hanging="360"/>
+      </w:pPr>
+      <w:rPr>
+        <w:rFonts w:ascii="Courier New" w:hAnsi="Courier New" w:cs="Courier New" w:hint="default"/>
+      </w:rPr>
+    </w:lvl>
+    <w:lvl w:ilvl="5" w:tplc="0C0A0005" w:tentative="1">
+      <w:start w:val="1"/>
+      <w:numFmt w:val="bullet"/>
+      <w:lvlText w:val=""/>
+      <w:lvlJc w:val="left"/>
+      <w:pPr>
+        <w:ind w:left="4320" w:hanging="360"/>
+      </w:pPr>
+      <w:rPr>
+        <w:rFonts w:ascii="Wingdings" w:hAnsi="Wingdings" w:hint="default"/>
+      </w:rPr>
+    </w:lvl>
+    <w:lvl w:ilvl="6" w:tplc="0C0A0001" w:tentative="1">
+      <w:start w:val="1"/>
+      <w:numFmt w:val="bullet"/>
+      <w:lvlText w:val=""/>
+      <w:lvlJc w:val="left"/>
+      <w:pPr>
+        <w:ind w:left="5040" w:hanging="360"/>
+      </w:pPr>
+      <w:rPr>
+        <w:rFonts w:ascii="Symbol" w:hAnsi="Symbol" w:hint="default"/>
+      </w:rPr>
+    </w:lvl>
+    <w:lvl w:ilvl="7" w:tplc="0C0A0003" w:tentative="1">
+      <w:start w:val="1"/>
+      <w:numFmt w:val="bullet"/>
+      <w:lvlText w:val="o"/>
+      <w:lvlJc w:val="left"/>
+      <w:pPr>
+        <w:ind w:left="5760" w:hanging="360"/>
+      </w:pPr>
+      <w:rPr>
+        <w:rFonts w:ascii="Courier New" w:hAnsi="Courier New" w:cs="Courier New" w:hint="default"/>
+      </w:rPr>
+    </w:lvl>
+    <w:lvl w:ilvl="8" w:tplc="0C0A0005" w:tentative="1">
+      <w:start w:val="1"/>
+      <w:numFmt w:val="bullet"/>
+      <w:lvlText w:val=""/>
+      <w:lvlJc w:val="left"/>
+      <w:pPr>
+        <w:ind w:left="6480" w:hanging="360"/>
+      </w:pPr>
+      <w:rPr>
+        <w:rFonts w:ascii="Wingdings" w:hAnsi="Wingdings" w:hint="default"/>
+      </w:rPr>
+    </w:lvl>
+  </w:abstractNum>
   <w:num w:numId="1">
-    <w:abstractNumId w:val="2"/>
+    <w:abstractNumId w:val="3"/>
   </w:num>
   <w:num w:numId="2">
-    <w:abstractNumId w:val="4"/>
+    <w:abstractNumId w:val="6"/>
   </w:num>
   <w:num w:numId="3">
-    <w:abstractNumId w:val="6"/>
+    <w:abstractNumId w:val="8"/>
   </w:num>
   <w:num w:numId="4">
-    <w:abstractNumId w:val="5"/>
+    <w:abstractNumId w:val="7"/>
   </w:num>
   <w:num w:numId="5">
     <w:abstractNumId w:val="0"/>
   </w:num>
   <w:num w:numId="6">
-    <w:abstractNumId w:val="3"/>
+    <w:abstractNumId w:val="4"/>
   </w:num>
   <w:num w:numId="7">
+    <w:abstractNumId w:val="2"/>
+  </w:num>
+  <w:num w:numId="8">
+    <w:abstractNumId w:val="10"/>
+  </w:num>
+  <w:num w:numId="9">
+    <w:abstractNumId w:val="9"/>
+  </w:num>
+  <w:num w:numId="10">
     <w:abstractNumId w:val="1"/>
   </w:num>
-  <w:num w:numId="8">
-    <w:abstractNumId w:val="7"/>
+  <w:num w:numId="11">
+    <w:abstractNumId w:val="5"/>
+  </w:num>
+  <w:num w:numId="12">
+    <w:abstractNumId w:val="11"/>
   </w:num>
 </w:numbering>
 </file>
@@ -3991,6 +3954,7 @@
   <w:style w:type="character" w:default="1" w:styleId="Fuentedeprrafopredeter">
     <w:name w:val="Default Paragraph Font"/>
     <w:uiPriority w:val="1"/>
+    <w:semiHidden/>
     <w:unhideWhenUsed/>
   </w:style>
   <w:style w:type="table" w:default="1" w:styleId="Tablanormal">
@@ -4013,6 +3977,17 @@
     <w:uiPriority w:val="99"/>
     <w:semiHidden/>
     <w:unhideWhenUsed/>
+  </w:style>
+  <w:style w:type="paragraph" w:styleId="Prrafodelista">
+    <w:name w:val="List Paragraph"/>
+    <w:basedOn w:val="Normal"/>
+    <w:uiPriority w:val="34"/>
+    <w:qFormat/>
+    <w:rsid w:val="00473296"/>
+    <w:pPr>
+      <w:ind w:left="720"/>
+      <w:contextualSpacing/>
+    </w:pPr>
   </w:style>
 </w:styles>
 </file>

--- a/Scrum.docx
+++ b/Scrum.docx
@@ -1803,66 +1803,70 @@
       </w:r>
     </w:p>
     <w:p>
-      <w:r>
-        <w:rPr>
-          <w:rFonts w:ascii="Segoe UI Symbol" w:hAnsi="Segoe UI Symbol" w:cs="Segoe UI Symbol"/>
-        </w:rPr>
-        <w:t>🎓</w:t>
-      </w:r>
-      <w:r>
-        <w:t xml:space="preserve"> Conclusión</w:t>
-      </w:r>
-    </w:p>
-    <w:p>
-      <w:r>
-        <w:t xml:space="preserve">Esta experiencia académica nos permitió vivir la esencia real del </w:t>
-      </w:r>
-      <w:proofErr w:type="spellStart"/>
-      <w:r>
-        <w:t>agilismo</w:t>
-      </w:r>
-      <w:proofErr w:type="spellEnd"/>
-      <w:r>
-        <w:t xml:space="preserve">: </w:t>
-      </w:r>
-      <w:proofErr w:type="spellStart"/>
-      <w:r>
-        <w:rPr>
-          <w:b/>
-          <w:i/>
-        </w:rPr>
-        <w:t>Scrum</w:t>
-      </w:r>
-      <w:proofErr w:type="spellEnd"/>
-      <w:r>
-        <w:t xml:space="preserve"> no es un marco rígido, es una herramienta para abrazar el cambio</w:t>
-      </w:r>
-      <w:r>
-        <w:t xml:space="preserve">. </w:t>
-      </w:r>
-      <w:r>
-        <w:t xml:space="preserve">A pesar de haber perdido a la mitad del equipo original durante el cuatrimestre, la reestructuración interna, la disciplina en el control de versiones y el uso del tablero </w:t>
-      </w:r>
-      <w:proofErr w:type="spellStart"/>
-      <w:r>
-        <w:t>Kanban</w:t>
-      </w:r>
-      <w:proofErr w:type="spellEnd"/>
-      <w:r>
-        <w:t xml:space="preserve"> nativo de GitHub nos permitieron suplir las bajas con organización. Logramos consolidarnos como un equipo </w:t>
-      </w:r>
-      <w:proofErr w:type="spellStart"/>
-      <w:r>
-        <w:t>resiliente</w:t>
-      </w:r>
-      <w:proofErr w:type="spellEnd"/>
-      <w:r>
-        <w:t>, coordinado y técnicamente eficiente, alcanzando los objetivos del tercer cuatrimestre en tiempo y for</w:t>
+      <w:pPr>
+        <w:rPr>
+          <w:b/>
+          <w:u w:val="single"/>
+        </w:rPr>
+      </w:pPr>
+      <w:r>
+        <w:rPr>
+          <w:b/>
+          <w:u w:val="single"/>
+        </w:rPr>
+        <w:t>Conclusión</w:t>
+      </w:r>
+    </w:p>
+    <w:p>
+      <w:r>
+        <w:t>Esta experiencia académica nos permitió vi</w:t>
       </w:r>
       <w:bookmarkStart w:id="0" w:name="_GoBack"/>
       <w:bookmarkEnd w:id="0"/>
       <w:r>
-        <w:t>ma.</w:t>
+        <w:t xml:space="preserve">vir la esencia real del </w:t>
+      </w:r>
+      <w:proofErr w:type="spellStart"/>
+      <w:r>
+        <w:t>agilismo</w:t>
+      </w:r>
+      <w:proofErr w:type="spellEnd"/>
+      <w:r>
+        <w:t xml:space="preserve">: </w:t>
+      </w:r>
+      <w:proofErr w:type="spellStart"/>
+      <w:r>
+        <w:rPr>
+          <w:b/>
+          <w:i/>
+        </w:rPr>
+        <w:t>Scrum</w:t>
+      </w:r>
+      <w:proofErr w:type="spellEnd"/>
+      <w:r>
+        <w:t xml:space="preserve"> no es un marco rígido, es una herramienta para abrazar el cambio</w:t>
+      </w:r>
+      <w:r>
+        <w:t xml:space="preserve">. </w:t>
+      </w:r>
+      <w:r>
+        <w:t xml:space="preserve">A pesar de haber perdido a la mitad del equipo original durante el cuatrimestre, la reestructuración interna, la disciplina en el control de versiones y el uso del tablero </w:t>
+      </w:r>
+      <w:proofErr w:type="spellStart"/>
+      <w:r>
+        <w:t>Kanban</w:t>
+      </w:r>
+      <w:proofErr w:type="spellEnd"/>
+      <w:r>
+        <w:t xml:space="preserve"> nativo de GitHub nos permitieron suplir las bajas con organización. Logramos consolidarnos como un equipo </w:t>
+      </w:r>
+      <w:proofErr w:type="spellStart"/>
+      <w:r>
+        <w:t>resiliente</w:t>
+      </w:r>
+      <w:proofErr w:type="spellEnd"/>
+      <w:r>
+        <w:t>, coordinado y técnicamente eficiente, alcanzando los objetivos del tercer cuatrimestre en tiempo y forma.</w:t>
       </w:r>
     </w:p>
     <w:sectPr>
